--- a/docs/architecture/ein Verzeichnis, eine Kategorie, eine Logik.docx
+++ b/docs/architecture/ein Verzeichnis, eine Kategorie, eine Logik.docx
@@ -4,11 +4,13 @@
   <w:body>
     <w:tbl>
       <w:tblPr>
+        <w:tblStyle w:val="TableNormal"/>
         <w:name w:val="Таблица1"/>
         <w:tabOrder w:val="0"/>
         <w:jc w:val="left"/>
         <w:tblInd w:w="0" w:type="dxa"/>
         <w:tblW w:w="9640" w:type="dxa"/>
+        <w:tblLook w:val="0600" w:firstRow="0" w:lastRow="0" w:firstColumn="0" w:lastColumn="0" w:noHBand="1" w:noVBand="1"/>
       </w:tblPr>
       <w:tblGrid>
         <w:gridCol w:w="2410"/>
@@ -24,23 +26,23 @@
         </w:trPr>
         <w:tc>
           <w:tcPr>
-            <w:tcW w:w="1250" w:type="pct"/>
-            <w:shd w:val="none"/>
-            <w:tcMar>
-              <w:top w:w="56" w:type="dxa"/>
-              <w:left w:w="56" w:type="dxa"/>
-              <w:bottom w:w="56" w:type="dxa"/>
-              <w:right w:w="56" w:type="dxa"/>
-            </w:tcMar>
-            <w:tcBorders>
-              <w:top w:val="nil" w:sz="0" w:space="0" w:color="000000" tmln="20, 20, 20, 0, 0"/>
-              <w:left w:val="nil" w:sz="0" w:space="0" w:color="000000" tmln="20, 20, 20, 0, 0"/>
-              <w:bottom w:val="nil" w:sz="0" w:space="0" w:color="000000" tmln="20, 20, 20, 0, 0"/>
-              <w:right w:val="nil" w:sz="0" w:space="0" w:color="000000" tmln="20, 20, 20, 0, 0"/>
-              <w:tl2br w:val="nil" w:sz="0" w:space="0" w:color="000000" tmln="20, 20, 20, 0, 0"/>
-              <w:tr2bl w:val="nil" w:sz="0" w:space="0" w:color="000000" tmln="20, 20, 20, 0, 0"/>
-            </w:tcBorders>
-            <w:tmTcPr id="1765140735" protected="0"/>
+            <w:tcW w:w="2410" w:type="dxa"/>
+            <w:shd w:val="none"/>
+            <w:tcMar>
+              <w:top w:w="56" w:type="dxa"/>
+              <w:left w:w="56" w:type="dxa"/>
+              <w:bottom w:w="56" w:type="dxa"/>
+              <w:right w:w="56" w:type="dxa"/>
+            </w:tcMar>
+            <w:tcBorders>
+              <w:top w:val="nil" w:sz="0" w:space="0" w:color="000000" tmln="20, 20, 20, 0, 0"/>
+              <w:left w:val="nil" w:sz="0" w:space="0" w:color="000000" tmln="20, 20, 20, 0, 0"/>
+              <w:bottom w:val="nil" w:sz="0" w:space="0" w:color="000000" tmln="20, 20, 20, 0, 0"/>
+              <w:right w:val="nil" w:sz="0" w:space="0" w:color="000000" tmln="20, 20, 20, 0, 0"/>
+              <w:tl2br w:val="nil" w:sz="0" w:space="0" w:color="000000" tmln="20, 20, 20, 0, 0"/>
+              <w:tr2bl w:val="nil" w:sz="0" w:space="0" w:color="000000" tmln="20, 20, 20, 0, 0"/>
+            </w:tcBorders>
+            <w:tmTcPr id="1765143960" protected="0"/>
           </w:tcPr>
           <w:p>
             <w:pPr>
@@ -60,23 +62,23 @@
         </w:tc>
         <w:tc>
           <w:tcPr>
-            <w:tcW w:w="1250" w:type="pct"/>
-            <w:shd w:val="none"/>
-            <w:tcMar>
-              <w:top w:w="56" w:type="dxa"/>
-              <w:left w:w="56" w:type="dxa"/>
-              <w:bottom w:w="56" w:type="dxa"/>
-              <w:right w:w="56" w:type="dxa"/>
-            </w:tcMar>
-            <w:tcBorders>
-              <w:top w:val="nil" w:sz="0" w:space="0" w:color="000000" tmln="20, 20, 20, 0, 0"/>
-              <w:left w:val="nil" w:sz="0" w:space="0" w:color="000000" tmln="20, 20, 20, 0, 0"/>
-              <w:bottom w:val="nil" w:sz="0" w:space="0" w:color="000000" tmln="20, 20, 20, 0, 0"/>
-              <w:right w:val="nil" w:sz="0" w:space="0" w:color="000000" tmln="20, 20, 20, 0, 0"/>
-              <w:tl2br w:val="nil" w:sz="0" w:space="0" w:color="000000" tmln="20, 20, 20, 0, 0"/>
-              <w:tr2bl w:val="nil" w:sz="0" w:space="0" w:color="000000" tmln="20, 20, 20, 0, 0"/>
-            </w:tcBorders>
-            <w:tmTcPr id="1765140735" protected="0"/>
+            <w:tcW w:w="2410" w:type="dxa"/>
+            <w:shd w:val="none"/>
+            <w:tcMar>
+              <w:top w:w="56" w:type="dxa"/>
+              <w:left w:w="56" w:type="dxa"/>
+              <w:bottom w:w="56" w:type="dxa"/>
+              <w:right w:w="56" w:type="dxa"/>
+            </w:tcMar>
+            <w:tcBorders>
+              <w:top w:val="nil" w:sz="0" w:space="0" w:color="000000" tmln="20, 20, 20, 0, 0"/>
+              <w:left w:val="nil" w:sz="0" w:space="0" w:color="000000" tmln="20, 20, 20, 0, 0"/>
+              <w:bottom w:val="nil" w:sz="0" w:space="0" w:color="000000" tmln="20, 20, 20, 0, 0"/>
+              <w:right w:val="nil" w:sz="0" w:space="0" w:color="000000" tmln="20, 20, 20, 0, 0"/>
+              <w:tl2br w:val="nil" w:sz="0" w:space="0" w:color="000000" tmln="20, 20, 20, 0, 0"/>
+              <w:tr2bl w:val="nil" w:sz="0" w:space="0" w:color="000000" tmln="20, 20, 20, 0, 0"/>
+            </w:tcBorders>
+            <w:tmTcPr id="1765143960" protected="0"/>
           </w:tcPr>
           <w:p>
             <w:pPr>
@@ -96,23 +98,23 @@
         </w:tc>
         <w:tc>
           <w:tcPr>
-            <w:tcW w:w="1250" w:type="pct"/>
-            <w:shd w:val="none"/>
-            <w:tcMar>
-              <w:top w:w="56" w:type="dxa"/>
-              <w:left w:w="56" w:type="dxa"/>
-              <w:bottom w:w="56" w:type="dxa"/>
-              <w:right w:w="56" w:type="dxa"/>
-            </w:tcMar>
-            <w:tcBorders>
-              <w:top w:val="nil" w:sz="0" w:space="0" w:color="000000" tmln="20, 20, 20, 0, 0"/>
-              <w:left w:val="nil" w:sz="0" w:space="0" w:color="000000" tmln="20, 20, 20, 0, 0"/>
-              <w:bottom w:val="nil" w:sz="0" w:space="0" w:color="000000" tmln="20, 20, 20, 0, 0"/>
-              <w:right w:val="nil" w:sz="0" w:space="0" w:color="000000" tmln="20, 20, 20, 0, 0"/>
-              <w:tl2br w:val="nil" w:sz="0" w:space="0" w:color="000000" tmln="20, 20, 20, 0, 0"/>
-              <w:tr2bl w:val="nil" w:sz="0" w:space="0" w:color="000000" tmln="20, 20, 20, 0, 0"/>
-            </w:tcBorders>
-            <w:tmTcPr id="1765140735" protected="0"/>
+            <w:tcW w:w="2410" w:type="dxa"/>
+            <w:shd w:val="none"/>
+            <w:tcMar>
+              <w:top w:w="56" w:type="dxa"/>
+              <w:left w:w="56" w:type="dxa"/>
+              <w:bottom w:w="56" w:type="dxa"/>
+              <w:right w:w="56" w:type="dxa"/>
+            </w:tcMar>
+            <w:tcBorders>
+              <w:top w:val="nil" w:sz="0" w:space="0" w:color="000000" tmln="20, 20, 20, 0, 0"/>
+              <w:left w:val="nil" w:sz="0" w:space="0" w:color="000000" tmln="20, 20, 20, 0, 0"/>
+              <w:bottom w:val="nil" w:sz="0" w:space="0" w:color="000000" tmln="20, 20, 20, 0, 0"/>
+              <w:right w:val="nil" w:sz="0" w:space="0" w:color="000000" tmln="20, 20, 20, 0, 0"/>
+              <w:tl2br w:val="nil" w:sz="0" w:space="0" w:color="000000" tmln="20, 20, 20, 0, 0"/>
+              <w:tr2bl w:val="nil" w:sz="0" w:space="0" w:color="000000" tmln="20, 20, 20, 0, 0"/>
+            </w:tcBorders>
+            <w:tmTcPr id="1765143960" protected="0"/>
           </w:tcPr>
           <w:p>
             <w:pPr>
@@ -132,23 +134,23 @@
         </w:tc>
         <w:tc>
           <w:tcPr>
-            <w:tcW w:w="1250" w:type="pct"/>
-            <w:shd w:val="none"/>
-            <w:tcMar>
-              <w:top w:w="56" w:type="dxa"/>
-              <w:left w:w="56" w:type="dxa"/>
-              <w:bottom w:w="56" w:type="dxa"/>
-              <w:right w:w="56" w:type="dxa"/>
-            </w:tcMar>
-            <w:tcBorders>
-              <w:top w:val="nil" w:sz="0" w:space="0" w:color="000000" tmln="20, 20, 20, 0, 0"/>
-              <w:left w:val="nil" w:sz="0" w:space="0" w:color="000000" tmln="20, 20, 20, 0, 0"/>
-              <w:bottom w:val="nil" w:sz="0" w:space="0" w:color="000000" tmln="20, 20, 20, 0, 0"/>
-              <w:right w:val="nil" w:sz="0" w:space="0" w:color="000000" tmln="20, 20, 20, 0, 0"/>
-              <w:tl2br w:val="nil" w:sz="0" w:space="0" w:color="000000" tmln="20, 20, 20, 0, 0"/>
-              <w:tr2bl w:val="nil" w:sz="0" w:space="0" w:color="000000" tmln="20, 20, 20, 0, 0"/>
-            </w:tcBorders>
-            <w:tmTcPr id="1765140735" protected="0"/>
+            <w:tcW w:w="2410" w:type="dxa"/>
+            <w:shd w:val="none"/>
+            <w:tcMar>
+              <w:top w:w="56" w:type="dxa"/>
+              <w:left w:w="56" w:type="dxa"/>
+              <w:bottom w:w="56" w:type="dxa"/>
+              <w:right w:w="56" w:type="dxa"/>
+            </w:tcMar>
+            <w:tcBorders>
+              <w:top w:val="nil" w:sz="0" w:space="0" w:color="000000" tmln="20, 20, 20, 0, 0"/>
+              <w:left w:val="nil" w:sz="0" w:space="0" w:color="000000" tmln="20, 20, 20, 0, 0"/>
+              <w:bottom w:val="nil" w:sz="0" w:space="0" w:color="000000" tmln="20, 20, 20, 0, 0"/>
+              <w:right w:val="nil" w:sz="0" w:space="0" w:color="000000" tmln="20, 20, 20, 0, 0"/>
+              <w:tl2br w:val="nil" w:sz="0" w:space="0" w:color="000000" tmln="20, 20, 20, 0, 0"/>
+              <w:tr2bl w:val="nil" w:sz="0" w:space="0" w:color="000000" tmln="20, 20, 20, 0, 0"/>
+            </w:tcBorders>
+            <w:tmTcPr id="1765143960" protected="0"/>
           </w:tcPr>
           <w:p>
             <w:pPr>
@@ -175,23 +177,23 @@
         </w:trPr>
         <w:tc>
           <w:tcPr>
-            <w:tcW w:w="1250" w:type="pct"/>
-            <w:shd w:val="none"/>
-            <w:tcMar>
-              <w:top w:w="56" w:type="dxa"/>
-              <w:left w:w="56" w:type="dxa"/>
-              <w:bottom w:w="56" w:type="dxa"/>
-              <w:right w:w="56" w:type="dxa"/>
-            </w:tcMar>
-            <w:tcBorders>
-              <w:top w:val="nil" w:sz="0" w:space="0" w:color="000000" tmln="20, 20, 20, 0, 0"/>
-              <w:left w:val="nil" w:sz="0" w:space="0" w:color="000000" tmln="20, 20, 20, 0, 0"/>
-              <w:bottom w:val="nil" w:sz="0" w:space="0" w:color="000000" tmln="20, 20, 20, 0, 0"/>
-              <w:right w:val="nil" w:sz="0" w:space="0" w:color="000000" tmln="20, 20, 20, 0, 0"/>
-              <w:tl2br w:val="nil" w:sz="0" w:space="0" w:color="000000" tmln="20, 20, 20, 0, 0"/>
-              <w:tr2bl w:val="nil" w:sz="0" w:space="0" w:color="000000" tmln="20, 20, 20, 0, 0"/>
-            </w:tcBorders>
-            <w:tmTcPr id="1765140735" protected="0"/>
+            <w:tcW w:w="2410" w:type="dxa"/>
+            <w:shd w:val="none"/>
+            <w:tcMar>
+              <w:top w:w="56" w:type="dxa"/>
+              <w:left w:w="56" w:type="dxa"/>
+              <w:bottom w:w="56" w:type="dxa"/>
+              <w:right w:w="56" w:type="dxa"/>
+            </w:tcMar>
+            <w:tcBorders>
+              <w:top w:val="nil" w:sz="0" w:space="0" w:color="000000" tmln="20, 20, 20, 0, 0"/>
+              <w:left w:val="nil" w:sz="0" w:space="0" w:color="000000" tmln="20, 20, 20, 0, 0"/>
+              <w:bottom w:val="nil" w:sz="0" w:space="0" w:color="000000" tmln="20, 20, 20, 0, 0"/>
+              <w:right w:val="nil" w:sz="0" w:space="0" w:color="000000" tmln="20, 20, 20, 0, 0"/>
+              <w:tl2br w:val="nil" w:sz="0" w:space="0" w:color="000000" tmln="20, 20, 20, 0, 0"/>
+              <w:tr2bl w:val="nil" w:sz="0" w:space="0" w:color="000000" tmln="20, 20, 20, 0, 0"/>
+            </w:tcBorders>
+            <w:tmTcPr id="1765143960" protected="0"/>
           </w:tcPr>
           <w:p>
             <w:pPr>
@@ -211,23 +213,23 @@
         </w:tc>
         <w:tc>
           <w:tcPr>
-            <w:tcW w:w="1250" w:type="pct"/>
-            <w:shd w:val="none"/>
-            <w:tcMar>
-              <w:top w:w="56" w:type="dxa"/>
-              <w:left w:w="56" w:type="dxa"/>
-              <w:bottom w:w="56" w:type="dxa"/>
-              <w:right w:w="56" w:type="dxa"/>
-            </w:tcMar>
-            <w:tcBorders>
-              <w:top w:val="nil" w:sz="0" w:space="0" w:color="000000" tmln="20, 20, 20, 0, 0"/>
-              <w:left w:val="nil" w:sz="0" w:space="0" w:color="000000" tmln="20, 20, 20, 0, 0"/>
-              <w:bottom w:val="nil" w:sz="0" w:space="0" w:color="000000" tmln="20, 20, 20, 0, 0"/>
-              <w:right w:val="nil" w:sz="0" w:space="0" w:color="000000" tmln="20, 20, 20, 0, 0"/>
-              <w:tl2br w:val="nil" w:sz="0" w:space="0" w:color="000000" tmln="20, 20, 20, 0, 0"/>
-              <w:tr2bl w:val="nil" w:sz="0" w:space="0" w:color="000000" tmln="20, 20, 20, 0, 0"/>
-            </w:tcBorders>
-            <w:tmTcPr id="1765140735" protected="0"/>
+            <w:tcW w:w="2410" w:type="dxa"/>
+            <w:shd w:val="none"/>
+            <w:tcMar>
+              <w:top w:w="56" w:type="dxa"/>
+              <w:left w:w="56" w:type="dxa"/>
+              <w:bottom w:w="56" w:type="dxa"/>
+              <w:right w:w="56" w:type="dxa"/>
+            </w:tcMar>
+            <w:tcBorders>
+              <w:top w:val="nil" w:sz="0" w:space="0" w:color="000000" tmln="20, 20, 20, 0, 0"/>
+              <w:left w:val="nil" w:sz="0" w:space="0" w:color="000000" tmln="20, 20, 20, 0, 0"/>
+              <w:bottom w:val="nil" w:sz="0" w:space="0" w:color="000000" tmln="20, 20, 20, 0, 0"/>
+              <w:right w:val="nil" w:sz="0" w:space="0" w:color="000000" tmln="20, 20, 20, 0, 0"/>
+              <w:tl2br w:val="nil" w:sz="0" w:space="0" w:color="000000" tmln="20, 20, 20, 0, 0"/>
+              <w:tr2bl w:val="nil" w:sz="0" w:space="0" w:color="000000" tmln="20, 20, 20, 0, 0"/>
+            </w:tcBorders>
+            <w:tmTcPr id="1765143960" protected="0"/>
           </w:tcPr>
           <w:p>
             <w:pPr>
@@ -247,23 +249,23 @@
         </w:tc>
         <w:tc>
           <w:tcPr>
-            <w:tcW w:w="1250" w:type="pct"/>
-            <w:shd w:val="none"/>
-            <w:tcMar>
-              <w:top w:w="56" w:type="dxa"/>
-              <w:left w:w="56" w:type="dxa"/>
-              <w:bottom w:w="56" w:type="dxa"/>
-              <w:right w:w="56" w:type="dxa"/>
-            </w:tcMar>
-            <w:tcBorders>
-              <w:top w:val="nil" w:sz="0" w:space="0" w:color="000000" tmln="20, 20, 20, 0, 0"/>
-              <w:left w:val="nil" w:sz="0" w:space="0" w:color="000000" tmln="20, 20, 20, 0, 0"/>
-              <w:bottom w:val="nil" w:sz="0" w:space="0" w:color="000000" tmln="20, 20, 20, 0, 0"/>
-              <w:right w:val="nil" w:sz="0" w:space="0" w:color="000000" tmln="20, 20, 20, 0, 0"/>
-              <w:tl2br w:val="nil" w:sz="0" w:space="0" w:color="000000" tmln="20, 20, 20, 0, 0"/>
-              <w:tr2bl w:val="nil" w:sz="0" w:space="0" w:color="000000" tmln="20, 20, 20, 0, 0"/>
-            </w:tcBorders>
-            <w:tmTcPr id="1765140735" protected="0"/>
+            <w:tcW w:w="2410" w:type="dxa"/>
+            <w:shd w:val="none"/>
+            <w:tcMar>
+              <w:top w:w="56" w:type="dxa"/>
+              <w:left w:w="56" w:type="dxa"/>
+              <w:bottom w:w="56" w:type="dxa"/>
+              <w:right w:w="56" w:type="dxa"/>
+            </w:tcMar>
+            <w:tcBorders>
+              <w:top w:val="nil" w:sz="0" w:space="0" w:color="000000" tmln="20, 20, 20, 0, 0"/>
+              <w:left w:val="nil" w:sz="0" w:space="0" w:color="000000" tmln="20, 20, 20, 0, 0"/>
+              <w:bottom w:val="nil" w:sz="0" w:space="0" w:color="000000" tmln="20, 20, 20, 0, 0"/>
+              <w:right w:val="nil" w:sz="0" w:space="0" w:color="000000" tmln="20, 20, 20, 0, 0"/>
+              <w:tl2br w:val="nil" w:sz="0" w:space="0" w:color="000000" tmln="20, 20, 20, 0, 0"/>
+              <w:tr2bl w:val="nil" w:sz="0" w:space="0" w:color="000000" tmln="20, 20, 20, 0, 0"/>
+            </w:tcBorders>
+            <w:tmTcPr id="1765143960" protected="0"/>
           </w:tcPr>
           <w:p>
             <w:pPr>
@@ -283,23 +285,23 @@
         </w:tc>
         <w:tc>
           <w:tcPr>
-            <w:tcW w:w="1250" w:type="pct"/>
-            <w:shd w:val="none"/>
-            <w:tcMar>
-              <w:top w:w="56" w:type="dxa"/>
-              <w:left w:w="56" w:type="dxa"/>
-              <w:bottom w:w="56" w:type="dxa"/>
-              <w:right w:w="56" w:type="dxa"/>
-            </w:tcMar>
-            <w:tcBorders>
-              <w:top w:val="nil" w:sz="0" w:space="0" w:color="000000" tmln="20, 20, 20, 0, 0"/>
-              <w:left w:val="nil" w:sz="0" w:space="0" w:color="000000" tmln="20, 20, 20, 0, 0"/>
-              <w:bottom w:val="nil" w:sz="0" w:space="0" w:color="000000" tmln="20, 20, 20, 0, 0"/>
-              <w:right w:val="nil" w:sz="0" w:space="0" w:color="000000" tmln="20, 20, 20, 0, 0"/>
-              <w:tl2br w:val="nil" w:sz="0" w:space="0" w:color="000000" tmln="20, 20, 20, 0, 0"/>
-              <w:tr2bl w:val="nil" w:sz="0" w:space="0" w:color="000000" tmln="20, 20, 20, 0, 0"/>
-            </w:tcBorders>
-            <w:tmTcPr id="1765140735" protected="0"/>
+            <w:tcW w:w="2410" w:type="dxa"/>
+            <w:shd w:val="none"/>
+            <w:tcMar>
+              <w:top w:w="56" w:type="dxa"/>
+              <w:left w:w="56" w:type="dxa"/>
+              <w:bottom w:w="56" w:type="dxa"/>
+              <w:right w:w="56" w:type="dxa"/>
+            </w:tcMar>
+            <w:tcBorders>
+              <w:top w:val="nil" w:sz="0" w:space="0" w:color="000000" tmln="20, 20, 20, 0, 0"/>
+              <w:left w:val="nil" w:sz="0" w:space="0" w:color="000000" tmln="20, 20, 20, 0, 0"/>
+              <w:bottom w:val="nil" w:sz="0" w:space="0" w:color="000000" tmln="20, 20, 20, 0, 0"/>
+              <w:right w:val="nil" w:sz="0" w:space="0" w:color="000000" tmln="20, 20, 20, 0, 0"/>
+              <w:tl2br w:val="nil" w:sz="0" w:space="0" w:color="000000" tmln="20, 20, 20, 0, 0"/>
+              <w:tr2bl w:val="nil" w:sz="0" w:space="0" w:color="000000" tmln="20, 20, 20, 0, 0"/>
+            </w:tcBorders>
+            <w:tmTcPr id="1765143960" protected="0"/>
           </w:tcPr>
           <w:p>
             <w:pPr>
@@ -326,23 +328,23 @@
         </w:trPr>
         <w:tc>
           <w:tcPr>
-            <w:tcW w:w="1250" w:type="pct"/>
-            <w:shd w:val="none"/>
-            <w:tcMar>
-              <w:top w:w="56" w:type="dxa"/>
-              <w:left w:w="56" w:type="dxa"/>
-              <w:bottom w:w="56" w:type="dxa"/>
-              <w:right w:w="56" w:type="dxa"/>
-            </w:tcMar>
-            <w:tcBorders>
-              <w:top w:val="nil" w:sz="0" w:space="0" w:color="000000" tmln="20, 20, 20, 0, 0"/>
-              <w:left w:val="nil" w:sz="0" w:space="0" w:color="000000" tmln="20, 20, 20, 0, 0"/>
-              <w:bottom w:val="nil" w:sz="0" w:space="0" w:color="000000" tmln="20, 20, 20, 0, 0"/>
-              <w:right w:val="nil" w:sz="0" w:space="0" w:color="000000" tmln="20, 20, 20, 0, 0"/>
-              <w:tl2br w:val="nil" w:sz="0" w:space="0" w:color="000000" tmln="20, 20, 20, 0, 0"/>
-              <w:tr2bl w:val="nil" w:sz="0" w:space="0" w:color="000000" tmln="20, 20, 20, 0, 0"/>
-            </w:tcBorders>
-            <w:tmTcPr id="1765140735" protected="0"/>
+            <w:tcW w:w="2410" w:type="dxa"/>
+            <w:shd w:val="none"/>
+            <w:tcMar>
+              <w:top w:w="56" w:type="dxa"/>
+              <w:left w:w="56" w:type="dxa"/>
+              <w:bottom w:w="56" w:type="dxa"/>
+              <w:right w:w="56" w:type="dxa"/>
+            </w:tcMar>
+            <w:tcBorders>
+              <w:top w:val="nil" w:sz="0" w:space="0" w:color="000000" tmln="20, 20, 20, 0, 0"/>
+              <w:left w:val="nil" w:sz="0" w:space="0" w:color="000000" tmln="20, 20, 20, 0, 0"/>
+              <w:bottom w:val="nil" w:sz="0" w:space="0" w:color="000000" tmln="20, 20, 20, 0, 0"/>
+              <w:right w:val="nil" w:sz="0" w:space="0" w:color="000000" tmln="20, 20, 20, 0, 0"/>
+              <w:tl2br w:val="nil" w:sz="0" w:space="0" w:color="000000" tmln="20, 20, 20, 0, 0"/>
+              <w:tr2bl w:val="nil" w:sz="0" w:space="0" w:color="000000" tmln="20, 20, 20, 0, 0"/>
+            </w:tcBorders>
+            <w:tmTcPr id="1765143960" protected="0"/>
           </w:tcPr>
           <w:p>
             <w:pPr>
@@ -362,23 +364,23 @@
         </w:tc>
         <w:tc>
           <w:tcPr>
-            <w:tcW w:w="1250" w:type="pct"/>
-            <w:shd w:val="none"/>
-            <w:tcMar>
-              <w:top w:w="56" w:type="dxa"/>
-              <w:left w:w="56" w:type="dxa"/>
-              <w:bottom w:w="56" w:type="dxa"/>
-              <w:right w:w="56" w:type="dxa"/>
-            </w:tcMar>
-            <w:tcBorders>
-              <w:top w:val="nil" w:sz="0" w:space="0" w:color="000000" tmln="20, 20, 20, 0, 0"/>
-              <w:left w:val="nil" w:sz="0" w:space="0" w:color="000000" tmln="20, 20, 20, 0, 0"/>
-              <w:bottom w:val="nil" w:sz="0" w:space="0" w:color="000000" tmln="20, 20, 20, 0, 0"/>
-              <w:right w:val="nil" w:sz="0" w:space="0" w:color="000000" tmln="20, 20, 20, 0, 0"/>
-              <w:tl2br w:val="nil" w:sz="0" w:space="0" w:color="000000" tmln="20, 20, 20, 0, 0"/>
-              <w:tr2bl w:val="nil" w:sz="0" w:space="0" w:color="000000" tmln="20, 20, 20, 0, 0"/>
-            </w:tcBorders>
-            <w:tmTcPr id="1765140735" protected="0"/>
+            <w:tcW w:w="2410" w:type="dxa"/>
+            <w:shd w:val="none"/>
+            <w:tcMar>
+              <w:top w:w="56" w:type="dxa"/>
+              <w:left w:w="56" w:type="dxa"/>
+              <w:bottom w:w="56" w:type="dxa"/>
+              <w:right w:w="56" w:type="dxa"/>
+            </w:tcMar>
+            <w:tcBorders>
+              <w:top w:val="nil" w:sz="0" w:space="0" w:color="000000" tmln="20, 20, 20, 0, 0"/>
+              <w:left w:val="nil" w:sz="0" w:space="0" w:color="000000" tmln="20, 20, 20, 0, 0"/>
+              <w:bottom w:val="nil" w:sz="0" w:space="0" w:color="000000" tmln="20, 20, 20, 0, 0"/>
+              <w:right w:val="nil" w:sz="0" w:space="0" w:color="000000" tmln="20, 20, 20, 0, 0"/>
+              <w:tl2br w:val="nil" w:sz="0" w:space="0" w:color="000000" tmln="20, 20, 20, 0, 0"/>
+              <w:tr2bl w:val="nil" w:sz="0" w:space="0" w:color="000000" tmln="20, 20, 20, 0, 0"/>
+            </w:tcBorders>
+            <w:tmTcPr id="1765143960" protected="0"/>
           </w:tcPr>
           <w:p>
             <w:pPr>
@@ -398,23 +400,23 @@
         </w:tc>
         <w:tc>
           <w:tcPr>
-            <w:tcW w:w="1250" w:type="pct"/>
-            <w:shd w:val="none"/>
-            <w:tcMar>
-              <w:top w:w="56" w:type="dxa"/>
-              <w:left w:w="56" w:type="dxa"/>
-              <w:bottom w:w="56" w:type="dxa"/>
-              <w:right w:w="56" w:type="dxa"/>
-            </w:tcMar>
-            <w:tcBorders>
-              <w:top w:val="nil" w:sz="0" w:space="0" w:color="000000" tmln="20, 20, 20, 0, 0"/>
-              <w:left w:val="nil" w:sz="0" w:space="0" w:color="000000" tmln="20, 20, 20, 0, 0"/>
-              <w:bottom w:val="nil" w:sz="0" w:space="0" w:color="000000" tmln="20, 20, 20, 0, 0"/>
-              <w:right w:val="nil" w:sz="0" w:space="0" w:color="000000" tmln="20, 20, 20, 0, 0"/>
-              <w:tl2br w:val="nil" w:sz="0" w:space="0" w:color="000000" tmln="20, 20, 20, 0, 0"/>
-              <w:tr2bl w:val="nil" w:sz="0" w:space="0" w:color="000000" tmln="20, 20, 20, 0, 0"/>
-            </w:tcBorders>
-            <w:tmTcPr id="1765140735" protected="0"/>
+            <w:tcW w:w="2410" w:type="dxa"/>
+            <w:shd w:val="none"/>
+            <w:tcMar>
+              <w:top w:w="56" w:type="dxa"/>
+              <w:left w:w="56" w:type="dxa"/>
+              <w:bottom w:w="56" w:type="dxa"/>
+              <w:right w:w="56" w:type="dxa"/>
+            </w:tcMar>
+            <w:tcBorders>
+              <w:top w:val="nil" w:sz="0" w:space="0" w:color="000000" tmln="20, 20, 20, 0, 0"/>
+              <w:left w:val="nil" w:sz="0" w:space="0" w:color="000000" tmln="20, 20, 20, 0, 0"/>
+              <w:bottom w:val="nil" w:sz="0" w:space="0" w:color="000000" tmln="20, 20, 20, 0, 0"/>
+              <w:right w:val="nil" w:sz="0" w:space="0" w:color="000000" tmln="20, 20, 20, 0, 0"/>
+              <w:tl2br w:val="nil" w:sz="0" w:space="0" w:color="000000" tmln="20, 20, 20, 0, 0"/>
+              <w:tr2bl w:val="nil" w:sz="0" w:space="0" w:color="000000" tmln="20, 20, 20, 0, 0"/>
+            </w:tcBorders>
+            <w:tmTcPr id="1765143960" protected="0"/>
           </w:tcPr>
           <w:p>
             <w:pPr>
@@ -434,23 +436,23 @@
         </w:tc>
         <w:tc>
           <w:tcPr>
-            <w:tcW w:w="1250" w:type="pct"/>
-            <w:shd w:val="none"/>
-            <w:tcMar>
-              <w:top w:w="56" w:type="dxa"/>
-              <w:left w:w="56" w:type="dxa"/>
-              <w:bottom w:w="56" w:type="dxa"/>
-              <w:right w:w="56" w:type="dxa"/>
-            </w:tcMar>
-            <w:tcBorders>
-              <w:top w:val="nil" w:sz="0" w:space="0" w:color="000000" tmln="20, 20, 20, 0, 0"/>
-              <w:left w:val="nil" w:sz="0" w:space="0" w:color="000000" tmln="20, 20, 20, 0, 0"/>
-              <w:bottom w:val="nil" w:sz="0" w:space="0" w:color="000000" tmln="20, 20, 20, 0, 0"/>
-              <w:right w:val="nil" w:sz="0" w:space="0" w:color="000000" tmln="20, 20, 20, 0, 0"/>
-              <w:tl2br w:val="nil" w:sz="0" w:space="0" w:color="000000" tmln="20, 20, 20, 0, 0"/>
-              <w:tr2bl w:val="nil" w:sz="0" w:space="0" w:color="000000" tmln="20, 20, 20, 0, 0"/>
-            </w:tcBorders>
-            <w:tmTcPr id="1765140735" protected="0"/>
+            <w:tcW w:w="2410" w:type="dxa"/>
+            <w:shd w:val="none"/>
+            <w:tcMar>
+              <w:top w:w="56" w:type="dxa"/>
+              <w:left w:w="56" w:type="dxa"/>
+              <w:bottom w:w="56" w:type="dxa"/>
+              <w:right w:w="56" w:type="dxa"/>
+            </w:tcMar>
+            <w:tcBorders>
+              <w:top w:val="nil" w:sz="0" w:space="0" w:color="000000" tmln="20, 20, 20, 0, 0"/>
+              <w:left w:val="nil" w:sz="0" w:space="0" w:color="000000" tmln="20, 20, 20, 0, 0"/>
+              <w:bottom w:val="nil" w:sz="0" w:space="0" w:color="000000" tmln="20, 20, 20, 0, 0"/>
+              <w:right w:val="nil" w:sz="0" w:space="0" w:color="000000" tmln="20, 20, 20, 0, 0"/>
+              <w:tl2br w:val="nil" w:sz="0" w:space="0" w:color="000000" tmln="20, 20, 20, 0, 0"/>
+              <w:tr2bl w:val="nil" w:sz="0" w:space="0" w:color="000000" tmln="20, 20, 20, 0, 0"/>
+            </w:tcBorders>
+            <w:tmTcPr id="1765143960" protected="0"/>
           </w:tcPr>
           <w:p>
             <w:pPr>
@@ -477,23 +479,23 @@
         </w:trPr>
         <w:tc>
           <w:tcPr>
-            <w:tcW w:w="1250" w:type="pct"/>
-            <w:shd w:val="none"/>
-            <w:tcMar>
-              <w:top w:w="56" w:type="dxa"/>
-              <w:left w:w="56" w:type="dxa"/>
-              <w:bottom w:w="56" w:type="dxa"/>
-              <w:right w:w="56" w:type="dxa"/>
-            </w:tcMar>
-            <w:tcBorders>
-              <w:top w:val="nil" w:sz="0" w:space="0" w:color="000000" tmln="20, 20, 20, 0, 0"/>
-              <w:left w:val="nil" w:sz="0" w:space="0" w:color="000000" tmln="20, 20, 20, 0, 0"/>
-              <w:bottom w:val="nil" w:sz="0" w:space="0" w:color="000000" tmln="20, 20, 20, 0, 0"/>
-              <w:right w:val="nil" w:sz="0" w:space="0" w:color="000000" tmln="20, 20, 20, 0, 0"/>
-              <w:tl2br w:val="nil" w:sz="0" w:space="0" w:color="000000" tmln="20, 20, 20, 0, 0"/>
-              <w:tr2bl w:val="nil" w:sz="0" w:space="0" w:color="000000" tmln="20, 20, 20, 0, 0"/>
-            </w:tcBorders>
-            <w:tmTcPr id="1765140735" protected="0"/>
+            <w:tcW w:w="2410" w:type="dxa"/>
+            <w:shd w:val="none"/>
+            <w:tcMar>
+              <w:top w:w="56" w:type="dxa"/>
+              <w:left w:w="56" w:type="dxa"/>
+              <w:bottom w:w="56" w:type="dxa"/>
+              <w:right w:w="56" w:type="dxa"/>
+            </w:tcMar>
+            <w:tcBorders>
+              <w:top w:val="nil" w:sz="0" w:space="0" w:color="000000" tmln="20, 20, 20, 0, 0"/>
+              <w:left w:val="nil" w:sz="0" w:space="0" w:color="000000" tmln="20, 20, 20, 0, 0"/>
+              <w:bottom w:val="nil" w:sz="0" w:space="0" w:color="000000" tmln="20, 20, 20, 0, 0"/>
+              <w:right w:val="nil" w:sz="0" w:space="0" w:color="000000" tmln="20, 20, 20, 0, 0"/>
+              <w:tl2br w:val="nil" w:sz="0" w:space="0" w:color="000000" tmln="20, 20, 20, 0, 0"/>
+              <w:tr2bl w:val="nil" w:sz="0" w:space="0" w:color="000000" tmln="20, 20, 20, 0, 0"/>
+            </w:tcBorders>
+            <w:tmTcPr id="1765143960" protected="0"/>
           </w:tcPr>
           <w:p>
             <w:pPr>
@@ -513,23 +515,23 @@
         </w:tc>
         <w:tc>
           <w:tcPr>
-            <w:tcW w:w="1250" w:type="pct"/>
-            <w:shd w:val="none"/>
-            <w:tcMar>
-              <w:top w:w="56" w:type="dxa"/>
-              <w:left w:w="56" w:type="dxa"/>
-              <w:bottom w:w="56" w:type="dxa"/>
-              <w:right w:w="56" w:type="dxa"/>
-            </w:tcMar>
-            <w:tcBorders>
-              <w:top w:val="nil" w:sz="0" w:space="0" w:color="000000" tmln="20, 20, 20, 0, 0"/>
-              <w:left w:val="nil" w:sz="0" w:space="0" w:color="000000" tmln="20, 20, 20, 0, 0"/>
-              <w:bottom w:val="nil" w:sz="0" w:space="0" w:color="000000" tmln="20, 20, 20, 0, 0"/>
-              <w:right w:val="nil" w:sz="0" w:space="0" w:color="000000" tmln="20, 20, 20, 0, 0"/>
-              <w:tl2br w:val="nil" w:sz="0" w:space="0" w:color="000000" tmln="20, 20, 20, 0, 0"/>
-              <w:tr2bl w:val="nil" w:sz="0" w:space="0" w:color="000000" tmln="20, 20, 20, 0, 0"/>
-            </w:tcBorders>
-            <w:tmTcPr id="1765140735" protected="0"/>
+            <w:tcW w:w="2410" w:type="dxa"/>
+            <w:shd w:val="none"/>
+            <w:tcMar>
+              <w:top w:w="56" w:type="dxa"/>
+              <w:left w:w="56" w:type="dxa"/>
+              <w:bottom w:w="56" w:type="dxa"/>
+              <w:right w:w="56" w:type="dxa"/>
+            </w:tcMar>
+            <w:tcBorders>
+              <w:top w:val="nil" w:sz="0" w:space="0" w:color="000000" tmln="20, 20, 20, 0, 0"/>
+              <w:left w:val="nil" w:sz="0" w:space="0" w:color="000000" tmln="20, 20, 20, 0, 0"/>
+              <w:bottom w:val="nil" w:sz="0" w:space="0" w:color="000000" tmln="20, 20, 20, 0, 0"/>
+              <w:right w:val="nil" w:sz="0" w:space="0" w:color="000000" tmln="20, 20, 20, 0, 0"/>
+              <w:tl2br w:val="nil" w:sz="0" w:space="0" w:color="000000" tmln="20, 20, 20, 0, 0"/>
+              <w:tr2bl w:val="nil" w:sz="0" w:space="0" w:color="000000" tmln="20, 20, 20, 0, 0"/>
+            </w:tcBorders>
+            <w:tmTcPr id="1765143960" protected="0"/>
           </w:tcPr>
           <w:p>
             <w:pPr>
@@ -549,23 +551,23 @@
         </w:tc>
         <w:tc>
           <w:tcPr>
-            <w:tcW w:w="1250" w:type="pct"/>
-            <w:shd w:val="none"/>
-            <w:tcMar>
-              <w:top w:w="56" w:type="dxa"/>
-              <w:left w:w="56" w:type="dxa"/>
-              <w:bottom w:w="56" w:type="dxa"/>
-              <w:right w:w="56" w:type="dxa"/>
-            </w:tcMar>
-            <w:tcBorders>
-              <w:top w:val="nil" w:sz="0" w:space="0" w:color="000000" tmln="20, 20, 20, 0, 0"/>
-              <w:left w:val="nil" w:sz="0" w:space="0" w:color="000000" tmln="20, 20, 20, 0, 0"/>
-              <w:bottom w:val="nil" w:sz="0" w:space="0" w:color="000000" tmln="20, 20, 20, 0, 0"/>
-              <w:right w:val="nil" w:sz="0" w:space="0" w:color="000000" tmln="20, 20, 20, 0, 0"/>
-              <w:tl2br w:val="nil" w:sz="0" w:space="0" w:color="000000" tmln="20, 20, 20, 0, 0"/>
-              <w:tr2bl w:val="nil" w:sz="0" w:space="0" w:color="000000" tmln="20, 20, 20, 0, 0"/>
-            </w:tcBorders>
-            <w:tmTcPr id="1765140735" protected="0"/>
+            <w:tcW w:w="2410" w:type="dxa"/>
+            <w:shd w:val="none"/>
+            <w:tcMar>
+              <w:top w:w="56" w:type="dxa"/>
+              <w:left w:w="56" w:type="dxa"/>
+              <w:bottom w:w="56" w:type="dxa"/>
+              <w:right w:w="56" w:type="dxa"/>
+            </w:tcMar>
+            <w:tcBorders>
+              <w:top w:val="nil" w:sz="0" w:space="0" w:color="000000" tmln="20, 20, 20, 0, 0"/>
+              <w:left w:val="nil" w:sz="0" w:space="0" w:color="000000" tmln="20, 20, 20, 0, 0"/>
+              <w:bottom w:val="nil" w:sz="0" w:space="0" w:color="000000" tmln="20, 20, 20, 0, 0"/>
+              <w:right w:val="nil" w:sz="0" w:space="0" w:color="000000" tmln="20, 20, 20, 0, 0"/>
+              <w:tl2br w:val="nil" w:sz="0" w:space="0" w:color="000000" tmln="20, 20, 20, 0, 0"/>
+              <w:tr2bl w:val="nil" w:sz="0" w:space="0" w:color="000000" tmln="20, 20, 20, 0, 0"/>
+            </w:tcBorders>
+            <w:tmTcPr id="1765143960" protected="0"/>
           </w:tcPr>
           <w:p>
             <w:pPr>
@@ -585,23 +587,23 @@
         </w:tc>
         <w:tc>
           <w:tcPr>
-            <w:tcW w:w="1250" w:type="pct"/>
-            <w:shd w:val="none"/>
-            <w:tcMar>
-              <w:top w:w="56" w:type="dxa"/>
-              <w:left w:w="56" w:type="dxa"/>
-              <w:bottom w:w="56" w:type="dxa"/>
-              <w:right w:w="56" w:type="dxa"/>
-            </w:tcMar>
-            <w:tcBorders>
-              <w:top w:val="nil" w:sz="0" w:space="0" w:color="000000" tmln="20, 20, 20, 0, 0"/>
-              <w:left w:val="nil" w:sz="0" w:space="0" w:color="000000" tmln="20, 20, 20, 0, 0"/>
-              <w:bottom w:val="nil" w:sz="0" w:space="0" w:color="000000" tmln="20, 20, 20, 0, 0"/>
-              <w:right w:val="nil" w:sz="0" w:space="0" w:color="000000" tmln="20, 20, 20, 0, 0"/>
-              <w:tl2br w:val="nil" w:sz="0" w:space="0" w:color="000000" tmln="20, 20, 20, 0, 0"/>
-              <w:tr2bl w:val="nil" w:sz="0" w:space="0" w:color="000000" tmln="20, 20, 20, 0, 0"/>
-            </w:tcBorders>
-            <w:tmTcPr id="1765140735" protected="0"/>
+            <w:tcW w:w="2410" w:type="dxa"/>
+            <w:shd w:val="none"/>
+            <w:tcMar>
+              <w:top w:w="56" w:type="dxa"/>
+              <w:left w:w="56" w:type="dxa"/>
+              <w:bottom w:w="56" w:type="dxa"/>
+              <w:right w:w="56" w:type="dxa"/>
+            </w:tcMar>
+            <w:tcBorders>
+              <w:top w:val="nil" w:sz="0" w:space="0" w:color="000000" tmln="20, 20, 20, 0, 0"/>
+              <w:left w:val="nil" w:sz="0" w:space="0" w:color="000000" tmln="20, 20, 20, 0, 0"/>
+              <w:bottom w:val="nil" w:sz="0" w:space="0" w:color="000000" tmln="20, 20, 20, 0, 0"/>
+              <w:right w:val="nil" w:sz="0" w:space="0" w:color="000000" tmln="20, 20, 20, 0, 0"/>
+              <w:tl2br w:val="nil" w:sz="0" w:space="0" w:color="000000" tmln="20, 20, 20, 0, 0"/>
+              <w:tr2bl w:val="nil" w:sz="0" w:space="0" w:color="000000" tmln="20, 20, 20, 0, 0"/>
+            </w:tcBorders>
+            <w:tmTcPr id="1765143960" protected="0"/>
           </w:tcPr>
           <w:p>
             <w:pPr>
@@ -628,23 +630,23 @@
         </w:trPr>
         <w:tc>
           <w:tcPr>
-            <w:tcW w:w="1250" w:type="pct"/>
-            <w:shd w:val="none"/>
-            <w:tcMar>
-              <w:top w:w="56" w:type="dxa"/>
-              <w:left w:w="56" w:type="dxa"/>
-              <w:bottom w:w="56" w:type="dxa"/>
-              <w:right w:w="56" w:type="dxa"/>
-            </w:tcMar>
-            <w:tcBorders>
-              <w:top w:val="nil" w:sz="0" w:space="0" w:color="000000" tmln="20, 20, 20, 0, 0"/>
-              <w:left w:val="nil" w:sz="0" w:space="0" w:color="000000" tmln="20, 20, 20, 0, 0"/>
-              <w:bottom w:val="nil" w:sz="0" w:space="0" w:color="000000" tmln="20, 20, 20, 0, 0"/>
-              <w:right w:val="nil" w:sz="0" w:space="0" w:color="000000" tmln="20, 20, 20, 0, 0"/>
-              <w:tl2br w:val="nil" w:sz="0" w:space="0" w:color="000000" tmln="20, 20, 20, 0, 0"/>
-              <w:tr2bl w:val="nil" w:sz="0" w:space="0" w:color="000000" tmln="20, 20, 20, 0, 0"/>
-            </w:tcBorders>
-            <w:tmTcPr id="1765140735" protected="0"/>
+            <w:tcW w:w="2410" w:type="dxa"/>
+            <w:shd w:val="none"/>
+            <w:tcMar>
+              <w:top w:w="56" w:type="dxa"/>
+              <w:left w:w="56" w:type="dxa"/>
+              <w:bottom w:w="56" w:type="dxa"/>
+              <w:right w:w="56" w:type="dxa"/>
+            </w:tcMar>
+            <w:tcBorders>
+              <w:top w:val="nil" w:sz="0" w:space="0" w:color="000000" tmln="20, 20, 20, 0, 0"/>
+              <w:left w:val="nil" w:sz="0" w:space="0" w:color="000000" tmln="20, 20, 20, 0, 0"/>
+              <w:bottom w:val="nil" w:sz="0" w:space="0" w:color="000000" tmln="20, 20, 20, 0, 0"/>
+              <w:right w:val="nil" w:sz="0" w:space="0" w:color="000000" tmln="20, 20, 20, 0, 0"/>
+              <w:tl2br w:val="nil" w:sz="0" w:space="0" w:color="000000" tmln="20, 20, 20, 0, 0"/>
+              <w:tr2bl w:val="nil" w:sz="0" w:space="0" w:color="000000" tmln="20, 20, 20, 0, 0"/>
+            </w:tcBorders>
+            <w:tmTcPr id="1765143960" protected="0"/>
           </w:tcPr>
           <w:p>
             <w:pPr>
@@ -664,23 +666,23 @@
         </w:tc>
         <w:tc>
           <w:tcPr>
-            <w:tcW w:w="1250" w:type="pct"/>
-            <w:shd w:val="none"/>
-            <w:tcMar>
-              <w:top w:w="56" w:type="dxa"/>
-              <w:left w:w="56" w:type="dxa"/>
-              <w:bottom w:w="56" w:type="dxa"/>
-              <w:right w:w="56" w:type="dxa"/>
-            </w:tcMar>
-            <w:tcBorders>
-              <w:top w:val="nil" w:sz="0" w:space="0" w:color="000000" tmln="20, 20, 20, 0, 0"/>
-              <w:left w:val="nil" w:sz="0" w:space="0" w:color="000000" tmln="20, 20, 20, 0, 0"/>
-              <w:bottom w:val="nil" w:sz="0" w:space="0" w:color="000000" tmln="20, 20, 20, 0, 0"/>
-              <w:right w:val="nil" w:sz="0" w:space="0" w:color="000000" tmln="20, 20, 20, 0, 0"/>
-              <w:tl2br w:val="nil" w:sz="0" w:space="0" w:color="000000" tmln="20, 20, 20, 0, 0"/>
-              <w:tr2bl w:val="nil" w:sz="0" w:space="0" w:color="000000" tmln="20, 20, 20, 0, 0"/>
-            </w:tcBorders>
-            <w:tmTcPr id="1765140735" protected="0"/>
+            <w:tcW w:w="2410" w:type="dxa"/>
+            <w:shd w:val="none"/>
+            <w:tcMar>
+              <w:top w:w="56" w:type="dxa"/>
+              <w:left w:w="56" w:type="dxa"/>
+              <w:bottom w:w="56" w:type="dxa"/>
+              <w:right w:w="56" w:type="dxa"/>
+            </w:tcMar>
+            <w:tcBorders>
+              <w:top w:val="nil" w:sz="0" w:space="0" w:color="000000" tmln="20, 20, 20, 0, 0"/>
+              <w:left w:val="nil" w:sz="0" w:space="0" w:color="000000" tmln="20, 20, 20, 0, 0"/>
+              <w:bottom w:val="nil" w:sz="0" w:space="0" w:color="000000" tmln="20, 20, 20, 0, 0"/>
+              <w:right w:val="nil" w:sz="0" w:space="0" w:color="000000" tmln="20, 20, 20, 0, 0"/>
+              <w:tl2br w:val="nil" w:sz="0" w:space="0" w:color="000000" tmln="20, 20, 20, 0, 0"/>
+              <w:tr2bl w:val="nil" w:sz="0" w:space="0" w:color="000000" tmln="20, 20, 20, 0, 0"/>
+            </w:tcBorders>
+            <w:tmTcPr id="1765143960" protected="0"/>
           </w:tcPr>
           <w:p>
             <w:pPr>
@@ -700,23 +702,23 @@
         </w:tc>
         <w:tc>
           <w:tcPr>
-            <w:tcW w:w="1250" w:type="pct"/>
-            <w:shd w:val="none"/>
-            <w:tcMar>
-              <w:top w:w="56" w:type="dxa"/>
-              <w:left w:w="56" w:type="dxa"/>
-              <w:bottom w:w="56" w:type="dxa"/>
-              <w:right w:w="56" w:type="dxa"/>
-            </w:tcMar>
-            <w:tcBorders>
-              <w:top w:val="nil" w:sz="0" w:space="0" w:color="000000" tmln="20, 20, 20, 0, 0"/>
-              <w:left w:val="nil" w:sz="0" w:space="0" w:color="000000" tmln="20, 20, 20, 0, 0"/>
-              <w:bottom w:val="nil" w:sz="0" w:space="0" w:color="000000" tmln="20, 20, 20, 0, 0"/>
-              <w:right w:val="nil" w:sz="0" w:space="0" w:color="000000" tmln="20, 20, 20, 0, 0"/>
-              <w:tl2br w:val="nil" w:sz="0" w:space="0" w:color="000000" tmln="20, 20, 20, 0, 0"/>
-              <w:tr2bl w:val="nil" w:sz="0" w:space="0" w:color="000000" tmln="20, 20, 20, 0, 0"/>
-            </w:tcBorders>
-            <w:tmTcPr id="1765140735" protected="0"/>
+            <w:tcW w:w="2410" w:type="dxa"/>
+            <w:shd w:val="none"/>
+            <w:tcMar>
+              <w:top w:w="56" w:type="dxa"/>
+              <w:left w:w="56" w:type="dxa"/>
+              <w:bottom w:w="56" w:type="dxa"/>
+              <w:right w:w="56" w:type="dxa"/>
+            </w:tcMar>
+            <w:tcBorders>
+              <w:top w:val="nil" w:sz="0" w:space="0" w:color="000000" tmln="20, 20, 20, 0, 0"/>
+              <w:left w:val="nil" w:sz="0" w:space="0" w:color="000000" tmln="20, 20, 20, 0, 0"/>
+              <w:bottom w:val="nil" w:sz="0" w:space="0" w:color="000000" tmln="20, 20, 20, 0, 0"/>
+              <w:right w:val="nil" w:sz="0" w:space="0" w:color="000000" tmln="20, 20, 20, 0, 0"/>
+              <w:tl2br w:val="nil" w:sz="0" w:space="0" w:color="000000" tmln="20, 20, 20, 0, 0"/>
+              <w:tr2bl w:val="nil" w:sz="0" w:space="0" w:color="000000" tmln="20, 20, 20, 0, 0"/>
+            </w:tcBorders>
+            <w:tmTcPr id="1765143960" protected="0"/>
           </w:tcPr>
           <w:p>
             <w:pPr>
@@ -736,23 +738,23 @@
         </w:tc>
         <w:tc>
           <w:tcPr>
-            <w:tcW w:w="1250" w:type="pct"/>
-            <w:shd w:val="none"/>
-            <w:tcMar>
-              <w:top w:w="56" w:type="dxa"/>
-              <w:left w:w="56" w:type="dxa"/>
-              <w:bottom w:w="56" w:type="dxa"/>
-              <w:right w:w="56" w:type="dxa"/>
-            </w:tcMar>
-            <w:tcBorders>
-              <w:top w:val="nil" w:sz="0" w:space="0" w:color="000000" tmln="20, 20, 20, 0, 0"/>
-              <w:left w:val="nil" w:sz="0" w:space="0" w:color="000000" tmln="20, 20, 20, 0, 0"/>
-              <w:bottom w:val="nil" w:sz="0" w:space="0" w:color="000000" tmln="20, 20, 20, 0, 0"/>
-              <w:right w:val="nil" w:sz="0" w:space="0" w:color="000000" tmln="20, 20, 20, 0, 0"/>
-              <w:tl2br w:val="nil" w:sz="0" w:space="0" w:color="000000" tmln="20, 20, 20, 0, 0"/>
-              <w:tr2bl w:val="nil" w:sz="0" w:space="0" w:color="000000" tmln="20, 20, 20, 0, 0"/>
-            </w:tcBorders>
-            <w:tmTcPr id="1765140735" protected="0"/>
+            <w:tcW w:w="2410" w:type="dxa"/>
+            <w:shd w:val="none"/>
+            <w:tcMar>
+              <w:top w:w="56" w:type="dxa"/>
+              <w:left w:w="56" w:type="dxa"/>
+              <w:bottom w:w="56" w:type="dxa"/>
+              <w:right w:w="56" w:type="dxa"/>
+            </w:tcMar>
+            <w:tcBorders>
+              <w:top w:val="nil" w:sz="0" w:space="0" w:color="000000" tmln="20, 20, 20, 0, 0"/>
+              <w:left w:val="nil" w:sz="0" w:space="0" w:color="000000" tmln="20, 20, 20, 0, 0"/>
+              <w:bottom w:val="nil" w:sz="0" w:space="0" w:color="000000" tmln="20, 20, 20, 0, 0"/>
+              <w:right w:val="nil" w:sz="0" w:space="0" w:color="000000" tmln="20, 20, 20, 0, 0"/>
+              <w:tl2br w:val="nil" w:sz="0" w:space="0" w:color="000000" tmln="20, 20, 20, 0, 0"/>
+              <w:tr2bl w:val="nil" w:sz="0" w:space="0" w:color="000000" tmln="20, 20, 20, 0, 0"/>
+            </w:tcBorders>
+            <w:tmTcPr id="1765143960" protected="0"/>
           </w:tcPr>
           <w:p>
             <w:pPr>
@@ -779,23 +781,23 @@
         </w:trPr>
         <w:tc>
           <w:tcPr>
-            <w:tcW w:w="1250" w:type="pct"/>
-            <w:shd w:val="none"/>
-            <w:tcMar>
-              <w:top w:w="56" w:type="dxa"/>
-              <w:left w:w="56" w:type="dxa"/>
-              <w:bottom w:w="56" w:type="dxa"/>
-              <w:right w:w="56" w:type="dxa"/>
-            </w:tcMar>
-            <w:tcBorders>
-              <w:top w:val="nil" w:sz="0" w:space="0" w:color="000000" tmln="20, 20, 20, 0, 0"/>
-              <w:left w:val="nil" w:sz="0" w:space="0" w:color="000000" tmln="20, 20, 20, 0, 0"/>
-              <w:bottom w:val="nil" w:sz="0" w:space="0" w:color="000000" tmln="20, 20, 20, 0, 0"/>
-              <w:right w:val="nil" w:sz="0" w:space="0" w:color="000000" tmln="20, 20, 20, 0, 0"/>
-              <w:tl2br w:val="nil" w:sz="0" w:space="0" w:color="000000" tmln="20, 20, 20, 0, 0"/>
-              <w:tr2bl w:val="nil" w:sz="0" w:space="0" w:color="000000" tmln="20, 20, 20, 0, 0"/>
-            </w:tcBorders>
-            <w:tmTcPr id="1765140735" protected="0"/>
+            <w:tcW w:w="2410" w:type="dxa"/>
+            <w:shd w:val="none"/>
+            <w:tcMar>
+              <w:top w:w="56" w:type="dxa"/>
+              <w:left w:w="56" w:type="dxa"/>
+              <w:bottom w:w="56" w:type="dxa"/>
+              <w:right w:w="56" w:type="dxa"/>
+            </w:tcMar>
+            <w:tcBorders>
+              <w:top w:val="nil" w:sz="0" w:space="0" w:color="000000" tmln="20, 20, 20, 0, 0"/>
+              <w:left w:val="nil" w:sz="0" w:space="0" w:color="000000" tmln="20, 20, 20, 0, 0"/>
+              <w:bottom w:val="nil" w:sz="0" w:space="0" w:color="000000" tmln="20, 20, 20, 0, 0"/>
+              <w:right w:val="nil" w:sz="0" w:space="0" w:color="000000" tmln="20, 20, 20, 0, 0"/>
+              <w:tl2br w:val="nil" w:sz="0" w:space="0" w:color="000000" tmln="20, 20, 20, 0, 0"/>
+              <w:tr2bl w:val="nil" w:sz="0" w:space="0" w:color="000000" tmln="20, 20, 20, 0, 0"/>
+            </w:tcBorders>
+            <w:tmTcPr id="1765143960" protected="0"/>
           </w:tcPr>
           <w:p>
             <w:pPr>
@@ -815,23 +817,23 @@
         </w:tc>
         <w:tc>
           <w:tcPr>
-            <w:tcW w:w="1250" w:type="pct"/>
-            <w:shd w:val="none"/>
-            <w:tcMar>
-              <w:top w:w="56" w:type="dxa"/>
-              <w:left w:w="56" w:type="dxa"/>
-              <w:bottom w:w="56" w:type="dxa"/>
-              <w:right w:w="56" w:type="dxa"/>
-            </w:tcMar>
-            <w:tcBorders>
-              <w:top w:val="nil" w:sz="0" w:space="0" w:color="000000" tmln="20, 20, 20, 0, 0"/>
-              <w:left w:val="nil" w:sz="0" w:space="0" w:color="000000" tmln="20, 20, 20, 0, 0"/>
-              <w:bottom w:val="nil" w:sz="0" w:space="0" w:color="000000" tmln="20, 20, 20, 0, 0"/>
-              <w:right w:val="nil" w:sz="0" w:space="0" w:color="000000" tmln="20, 20, 20, 0, 0"/>
-              <w:tl2br w:val="nil" w:sz="0" w:space="0" w:color="000000" tmln="20, 20, 20, 0, 0"/>
-              <w:tr2bl w:val="nil" w:sz="0" w:space="0" w:color="000000" tmln="20, 20, 20, 0, 0"/>
-            </w:tcBorders>
-            <w:tmTcPr id="1765140735" protected="0"/>
+            <w:tcW w:w="2410" w:type="dxa"/>
+            <w:shd w:val="none"/>
+            <w:tcMar>
+              <w:top w:w="56" w:type="dxa"/>
+              <w:left w:w="56" w:type="dxa"/>
+              <w:bottom w:w="56" w:type="dxa"/>
+              <w:right w:w="56" w:type="dxa"/>
+            </w:tcMar>
+            <w:tcBorders>
+              <w:top w:val="nil" w:sz="0" w:space="0" w:color="000000" tmln="20, 20, 20, 0, 0"/>
+              <w:left w:val="nil" w:sz="0" w:space="0" w:color="000000" tmln="20, 20, 20, 0, 0"/>
+              <w:bottom w:val="nil" w:sz="0" w:space="0" w:color="000000" tmln="20, 20, 20, 0, 0"/>
+              <w:right w:val="nil" w:sz="0" w:space="0" w:color="000000" tmln="20, 20, 20, 0, 0"/>
+              <w:tl2br w:val="nil" w:sz="0" w:space="0" w:color="000000" tmln="20, 20, 20, 0, 0"/>
+              <w:tr2bl w:val="nil" w:sz="0" w:space="0" w:color="000000" tmln="20, 20, 20, 0, 0"/>
+            </w:tcBorders>
+            <w:tmTcPr id="1765143960" protected="0"/>
           </w:tcPr>
           <w:p>
             <w:pPr>
@@ -851,23 +853,23 @@
         </w:tc>
         <w:tc>
           <w:tcPr>
-            <w:tcW w:w="1250" w:type="pct"/>
-            <w:shd w:val="none"/>
-            <w:tcMar>
-              <w:top w:w="56" w:type="dxa"/>
-              <w:left w:w="56" w:type="dxa"/>
-              <w:bottom w:w="56" w:type="dxa"/>
-              <w:right w:w="56" w:type="dxa"/>
-            </w:tcMar>
-            <w:tcBorders>
-              <w:top w:val="nil" w:sz="0" w:space="0" w:color="000000" tmln="20, 20, 20, 0, 0"/>
-              <w:left w:val="nil" w:sz="0" w:space="0" w:color="000000" tmln="20, 20, 20, 0, 0"/>
-              <w:bottom w:val="nil" w:sz="0" w:space="0" w:color="000000" tmln="20, 20, 20, 0, 0"/>
-              <w:right w:val="nil" w:sz="0" w:space="0" w:color="000000" tmln="20, 20, 20, 0, 0"/>
-              <w:tl2br w:val="nil" w:sz="0" w:space="0" w:color="000000" tmln="20, 20, 20, 0, 0"/>
-              <w:tr2bl w:val="nil" w:sz="0" w:space="0" w:color="000000" tmln="20, 20, 20, 0, 0"/>
-            </w:tcBorders>
-            <w:tmTcPr id="1765140735" protected="0"/>
+            <w:tcW w:w="2410" w:type="dxa"/>
+            <w:shd w:val="none"/>
+            <w:tcMar>
+              <w:top w:w="56" w:type="dxa"/>
+              <w:left w:w="56" w:type="dxa"/>
+              <w:bottom w:w="56" w:type="dxa"/>
+              <w:right w:w="56" w:type="dxa"/>
+            </w:tcMar>
+            <w:tcBorders>
+              <w:top w:val="nil" w:sz="0" w:space="0" w:color="000000" tmln="20, 20, 20, 0, 0"/>
+              <w:left w:val="nil" w:sz="0" w:space="0" w:color="000000" tmln="20, 20, 20, 0, 0"/>
+              <w:bottom w:val="nil" w:sz="0" w:space="0" w:color="000000" tmln="20, 20, 20, 0, 0"/>
+              <w:right w:val="nil" w:sz="0" w:space="0" w:color="000000" tmln="20, 20, 20, 0, 0"/>
+              <w:tl2br w:val="nil" w:sz="0" w:space="0" w:color="000000" tmln="20, 20, 20, 0, 0"/>
+              <w:tr2bl w:val="nil" w:sz="0" w:space="0" w:color="000000" tmln="20, 20, 20, 0, 0"/>
+            </w:tcBorders>
+            <w:tmTcPr id="1765143960" protected="0"/>
           </w:tcPr>
           <w:p>
             <w:pPr>
@@ -887,23 +889,23 @@
         </w:tc>
         <w:tc>
           <w:tcPr>
-            <w:tcW w:w="1250" w:type="pct"/>
-            <w:shd w:val="none"/>
-            <w:tcMar>
-              <w:top w:w="56" w:type="dxa"/>
-              <w:left w:w="56" w:type="dxa"/>
-              <w:bottom w:w="56" w:type="dxa"/>
-              <w:right w:w="56" w:type="dxa"/>
-            </w:tcMar>
-            <w:tcBorders>
-              <w:top w:val="nil" w:sz="0" w:space="0" w:color="000000" tmln="20, 20, 20, 0, 0"/>
-              <w:left w:val="nil" w:sz="0" w:space="0" w:color="000000" tmln="20, 20, 20, 0, 0"/>
-              <w:bottom w:val="nil" w:sz="0" w:space="0" w:color="000000" tmln="20, 20, 20, 0, 0"/>
-              <w:right w:val="nil" w:sz="0" w:space="0" w:color="000000" tmln="20, 20, 20, 0, 0"/>
-              <w:tl2br w:val="nil" w:sz="0" w:space="0" w:color="000000" tmln="20, 20, 20, 0, 0"/>
-              <w:tr2bl w:val="nil" w:sz="0" w:space="0" w:color="000000" tmln="20, 20, 20, 0, 0"/>
-            </w:tcBorders>
-            <w:tmTcPr id="1765140735" protected="0"/>
+            <w:tcW w:w="2410" w:type="dxa"/>
+            <w:shd w:val="none"/>
+            <w:tcMar>
+              <w:top w:w="56" w:type="dxa"/>
+              <w:left w:w="56" w:type="dxa"/>
+              <w:bottom w:w="56" w:type="dxa"/>
+              <w:right w:w="56" w:type="dxa"/>
+            </w:tcMar>
+            <w:tcBorders>
+              <w:top w:val="nil" w:sz="0" w:space="0" w:color="000000" tmln="20, 20, 20, 0, 0"/>
+              <w:left w:val="nil" w:sz="0" w:space="0" w:color="000000" tmln="20, 20, 20, 0, 0"/>
+              <w:bottom w:val="nil" w:sz="0" w:space="0" w:color="000000" tmln="20, 20, 20, 0, 0"/>
+              <w:right w:val="nil" w:sz="0" w:space="0" w:color="000000" tmln="20, 20, 20, 0, 0"/>
+              <w:tl2br w:val="nil" w:sz="0" w:space="0" w:color="000000" tmln="20, 20, 20, 0, 0"/>
+              <w:tr2bl w:val="nil" w:sz="0" w:space="0" w:color="000000" tmln="20, 20, 20, 0, 0"/>
+            </w:tcBorders>
+            <w:tmTcPr id="1765143960" protected="0"/>
           </w:tcPr>
           <w:p>
             <w:pPr>
@@ -930,23 +932,23 @@
         </w:trPr>
         <w:tc>
           <w:tcPr>
-            <w:tcW w:w="1250" w:type="pct"/>
-            <w:shd w:val="none"/>
-            <w:tcMar>
-              <w:top w:w="56" w:type="dxa"/>
-              <w:left w:w="56" w:type="dxa"/>
-              <w:bottom w:w="56" w:type="dxa"/>
-              <w:right w:w="56" w:type="dxa"/>
-            </w:tcMar>
-            <w:tcBorders>
-              <w:top w:val="nil" w:sz="0" w:space="0" w:color="000000" tmln="20, 20, 20, 0, 0"/>
-              <w:left w:val="nil" w:sz="0" w:space="0" w:color="000000" tmln="20, 20, 20, 0, 0"/>
-              <w:bottom w:val="nil" w:sz="0" w:space="0" w:color="000000" tmln="20, 20, 20, 0, 0"/>
-              <w:right w:val="nil" w:sz="0" w:space="0" w:color="000000" tmln="20, 20, 20, 0, 0"/>
-              <w:tl2br w:val="nil" w:sz="0" w:space="0" w:color="000000" tmln="20, 20, 20, 0, 0"/>
-              <w:tr2bl w:val="nil" w:sz="0" w:space="0" w:color="000000" tmln="20, 20, 20, 0, 0"/>
-            </w:tcBorders>
-            <w:tmTcPr id="1765140735" protected="0"/>
+            <w:tcW w:w="2410" w:type="dxa"/>
+            <w:shd w:val="none"/>
+            <w:tcMar>
+              <w:top w:w="56" w:type="dxa"/>
+              <w:left w:w="56" w:type="dxa"/>
+              <w:bottom w:w="56" w:type="dxa"/>
+              <w:right w:w="56" w:type="dxa"/>
+            </w:tcMar>
+            <w:tcBorders>
+              <w:top w:val="nil" w:sz="0" w:space="0" w:color="000000" tmln="20, 20, 20, 0, 0"/>
+              <w:left w:val="nil" w:sz="0" w:space="0" w:color="000000" tmln="20, 20, 20, 0, 0"/>
+              <w:bottom w:val="nil" w:sz="0" w:space="0" w:color="000000" tmln="20, 20, 20, 0, 0"/>
+              <w:right w:val="nil" w:sz="0" w:space="0" w:color="000000" tmln="20, 20, 20, 0, 0"/>
+              <w:tl2br w:val="nil" w:sz="0" w:space="0" w:color="000000" tmln="20, 20, 20, 0, 0"/>
+              <w:tr2bl w:val="nil" w:sz="0" w:space="0" w:color="000000" tmln="20, 20, 20, 0, 0"/>
+            </w:tcBorders>
+            <w:tmTcPr id="1765143960" protected="0"/>
           </w:tcPr>
           <w:p>
             <w:pPr>
@@ -966,23 +968,23 @@
         </w:tc>
         <w:tc>
           <w:tcPr>
-            <w:tcW w:w="1250" w:type="pct"/>
-            <w:shd w:val="none"/>
-            <w:tcMar>
-              <w:top w:w="56" w:type="dxa"/>
-              <w:left w:w="56" w:type="dxa"/>
-              <w:bottom w:w="56" w:type="dxa"/>
-              <w:right w:w="56" w:type="dxa"/>
-            </w:tcMar>
-            <w:tcBorders>
-              <w:top w:val="nil" w:sz="0" w:space="0" w:color="000000" tmln="20, 20, 20, 0, 0"/>
-              <w:left w:val="nil" w:sz="0" w:space="0" w:color="000000" tmln="20, 20, 20, 0, 0"/>
-              <w:bottom w:val="nil" w:sz="0" w:space="0" w:color="000000" tmln="20, 20, 20, 0, 0"/>
-              <w:right w:val="nil" w:sz="0" w:space="0" w:color="000000" tmln="20, 20, 20, 0, 0"/>
-              <w:tl2br w:val="nil" w:sz="0" w:space="0" w:color="000000" tmln="20, 20, 20, 0, 0"/>
-              <w:tr2bl w:val="nil" w:sz="0" w:space="0" w:color="000000" tmln="20, 20, 20, 0, 0"/>
-            </w:tcBorders>
-            <w:tmTcPr id="1765140735" protected="0"/>
+            <w:tcW w:w="2410" w:type="dxa"/>
+            <w:shd w:val="none"/>
+            <w:tcMar>
+              <w:top w:w="56" w:type="dxa"/>
+              <w:left w:w="56" w:type="dxa"/>
+              <w:bottom w:w="56" w:type="dxa"/>
+              <w:right w:w="56" w:type="dxa"/>
+            </w:tcMar>
+            <w:tcBorders>
+              <w:top w:val="nil" w:sz="0" w:space="0" w:color="000000" tmln="20, 20, 20, 0, 0"/>
+              <w:left w:val="nil" w:sz="0" w:space="0" w:color="000000" tmln="20, 20, 20, 0, 0"/>
+              <w:bottom w:val="nil" w:sz="0" w:space="0" w:color="000000" tmln="20, 20, 20, 0, 0"/>
+              <w:right w:val="nil" w:sz="0" w:space="0" w:color="000000" tmln="20, 20, 20, 0, 0"/>
+              <w:tl2br w:val="nil" w:sz="0" w:space="0" w:color="000000" tmln="20, 20, 20, 0, 0"/>
+              <w:tr2bl w:val="nil" w:sz="0" w:space="0" w:color="000000" tmln="20, 20, 20, 0, 0"/>
+            </w:tcBorders>
+            <w:tmTcPr id="1765143960" protected="0"/>
           </w:tcPr>
           <w:p>
             <w:pPr>
@@ -1002,23 +1004,23 @@
         </w:tc>
         <w:tc>
           <w:tcPr>
-            <w:tcW w:w="1250" w:type="pct"/>
-            <w:shd w:val="none"/>
-            <w:tcMar>
-              <w:top w:w="56" w:type="dxa"/>
-              <w:left w:w="56" w:type="dxa"/>
-              <w:bottom w:w="56" w:type="dxa"/>
-              <w:right w:w="56" w:type="dxa"/>
-            </w:tcMar>
-            <w:tcBorders>
-              <w:top w:val="nil" w:sz="0" w:space="0" w:color="000000" tmln="20, 20, 20, 0, 0"/>
-              <w:left w:val="nil" w:sz="0" w:space="0" w:color="000000" tmln="20, 20, 20, 0, 0"/>
-              <w:bottom w:val="nil" w:sz="0" w:space="0" w:color="000000" tmln="20, 20, 20, 0, 0"/>
-              <w:right w:val="nil" w:sz="0" w:space="0" w:color="000000" tmln="20, 20, 20, 0, 0"/>
-              <w:tl2br w:val="nil" w:sz="0" w:space="0" w:color="000000" tmln="20, 20, 20, 0, 0"/>
-              <w:tr2bl w:val="nil" w:sz="0" w:space="0" w:color="000000" tmln="20, 20, 20, 0, 0"/>
-            </w:tcBorders>
-            <w:tmTcPr id="1765140735" protected="0"/>
+            <w:tcW w:w="2410" w:type="dxa"/>
+            <w:shd w:val="none"/>
+            <w:tcMar>
+              <w:top w:w="56" w:type="dxa"/>
+              <w:left w:w="56" w:type="dxa"/>
+              <w:bottom w:w="56" w:type="dxa"/>
+              <w:right w:w="56" w:type="dxa"/>
+            </w:tcMar>
+            <w:tcBorders>
+              <w:top w:val="nil" w:sz="0" w:space="0" w:color="000000" tmln="20, 20, 20, 0, 0"/>
+              <w:left w:val="nil" w:sz="0" w:space="0" w:color="000000" tmln="20, 20, 20, 0, 0"/>
+              <w:bottom w:val="nil" w:sz="0" w:space="0" w:color="000000" tmln="20, 20, 20, 0, 0"/>
+              <w:right w:val="nil" w:sz="0" w:space="0" w:color="000000" tmln="20, 20, 20, 0, 0"/>
+              <w:tl2br w:val="nil" w:sz="0" w:space="0" w:color="000000" tmln="20, 20, 20, 0, 0"/>
+              <w:tr2bl w:val="nil" w:sz="0" w:space="0" w:color="000000" tmln="20, 20, 20, 0, 0"/>
+            </w:tcBorders>
+            <w:tmTcPr id="1765143960" protected="0"/>
           </w:tcPr>
           <w:p>
             <w:pPr>
@@ -1038,23 +1040,23 @@
         </w:tc>
         <w:tc>
           <w:tcPr>
-            <w:tcW w:w="1250" w:type="pct"/>
-            <w:shd w:val="none"/>
-            <w:tcMar>
-              <w:top w:w="56" w:type="dxa"/>
-              <w:left w:w="56" w:type="dxa"/>
-              <w:bottom w:w="56" w:type="dxa"/>
-              <w:right w:w="56" w:type="dxa"/>
-            </w:tcMar>
-            <w:tcBorders>
-              <w:top w:val="nil" w:sz="0" w:space="0" w:color="000000" tmln="20, 20, 20, 0, 0"/>
-              <w:left w:val="nil" w:sz="0" w:space="0" w:color="000000" tmln="20, 20, 20, 0, 0"/>
-              <w:bottom w:val="nil" w:sz="0" w:space="0" w:color="000000" tmln="20, 20, 20, 0, 0"/>
-              <w:right w:val="nil" w:sz="0" w:space="0" w:color="000000" tmln="20, 20, 20, 0, 0"/>
-              <w:tl2br w:val="nil" w:sz="0" w:space="0" w:color="000000" tmln="20, 20, 20, 0, 0"/>
-              <w:tr2bl w:val="nil" w:sz="0" w:space="0" w:color="000000" tmln="20, 20, 20, 0, 0"/>
-            </w:tcBorders>
-            <w:tmTcPr id="1765140735" protected="0"/>
+            <w:tcW w:w="2410" w:type="dxa"/>
+            <w:shd w:val="none"/>
+            <w:tcMar>
+              <w:top w:w="56" w:type="dxa"/>
+              <w:left w:w="56" w:type="dxa"/>
+              <w:bottom w:w="56" w:type="dxa"/>
+              <w:right w:w="56" w:type="dxa"/>
+            </w:tcMar>
+            <w:tcBorders>
+              <w:top w:val="nil" w:sz="0" w:space="0" w:color="000000" tmln="20, 20, 20, 0, 0"/>
+              <w:left w:val="nil" w:sz="0" w:space="0" w:color="000000" tmln="20, 20, 20, 0, 0"/>
+              <w:bottom w:val="nil" w:sz="0" w:space="0" w:color="000000" tmln="20, 20, 20, 0, 0"/>
+              <w:right w:val="nil" w:sz="0" w:space="0" w:color="000000" tmln="20, 20, 20, 0, 0"/>
+              <w:tl2br w:val="nil" w:sz="0" w:space="0" w:color="000000" tmln="20, 20, 20, 0, 0"/>
+              <w:tr2bl w:val="nil" w:sz="0" w:space="0" w:color="000000" tmln="20, 20, 20, 0, 0"/>
+            </w:tcBorders>
+            <w:tmTcPr id="1765143960" protected="0"/>
           </w:tcPr>
           <w:p>
             <w:pPr>
@@ -1081,23 +1083,23 @@
         </w:trPr>
         <w:tc>
           <w:tcPr>
-            <w:tcW w:w="1250" w:type="pct"/>
-            <w:shd w:val="none"/>
-            <w:tcMar>
-              <w:top w:w="56" w:type="dxa"/>
-              <w:left w:w="56" w:type="dxa"/>
-              <w:bottom w:w="56" w:type="dxa"/>
-              <w:right w:w="56" w:type="dxa"/>
-            </w:tcMar>
-            <w:tcBorders>
-              <w:top w:val="nil" w:sz="0" w:space="0" w:color="000000" tmln="20, 20, 20, 0, 0"/>
-              <w:left w:val="nil" w:sz="0" w:space="0" w:color="000000" tmln="20, 20, 20, 0, 0"/>
-              <w:bottom w:val="nil" w:sz="0" w:space="0" w:color="000000" tmln="20, 20, 20, 0, 0"/>
-              <w:right w:val="nil" w:sz="0" w:space="0" w:color="000000" tmln="20, 20, 20, 0, 0"/>
-              <w:tl2br w:val="nil" w:sz="0" w:space="0" w:color="000000" tmln="20, 20, 20, 0, 0"/>
-              <w:tr2bl w:val="nil" w:sz="0" w:space="0" w:color="000000" tmln="20, 20, 20, 0, 0"/>
-            </w:tcBorders>
-            <w:tmTcPr id="1765140735" protected="0"/>
+            <w:tcW w:w="2410" w:type="dxa"/>
+            <w:shd w:val="none"/>
+            <w:tcMar>
+              <w:top w:w="56" w:type="dxa"/>
+              <w:left w:w="56" w:type="dxa"/>
+              <w:bottom w:w="56" w:type="dxa"/>
+              <w:right w:w="56" w:type="dxa"/>
+            </w:tcMar>
+            <w:tcBorders>
+              <w:top w:val="nil" w:sz="0" w:space="0" w:color="000000" tmln="20, 20, 20, 0, 0"/>
+              <w:left w:val="nil" w:sz="0" w:space="0" w:color="000000" tmln="20, 20, 20, 0, 0"/>
+              <w:bottom w:val="nil" w:sz="0" w:space="0" w:color="000000" tmln="20, 20, 20, 0, 0"/>
+              <w:right w:val="nil" w:sz="0" w:space="0" w:color="000000" tmln="20, 20, 20, 0, 0"/>
+              <w:tl2br w:val="nil" w:sz="0" w:space="0" w:color="000000" tmln="20, 20, 20, 0, 0"/>
+              <w:tr2bl w:val="nil" w:sz="0" w:space="0" w:color="000000" tmln="20, 20, 20, 0, 0"/>
+            </w:tcBorders>
+            <w:tmTcPr id="1765143960" protected="0"/>
           </w:tcPr>
           <w:p>
             <w:pPr>
@@ -1117,23 +1119,23 @@
         </w:tc>
         <w:tc>
           <w:tcPr>
-            <w:tcW w:w="1250" w:type="pct"/>
-            <w:shd w:val="none"/>
-            <w:tcMar>
-              <w:top w:w="56" w:type="dxa"/>
-              <w:left w:w="56" w:type="dxa"/>
-              <w:bottom w:w="56" w:type="dxa"/>
-              <w:right w:w="56" w:type="dxa"/>
-            </w:tcMar>
-            <w:tcBorders>
-              <w:top w:val="nil" w:sz="0" w:space="0" w:color="000000" tmln="20, 20, 20, 0, 0"/>
-              <w:left w:val="nil" w:sz="0" w:space="0" w:color="000000" tmln="20, 20, 20, 0, 0"/>
-              <w:bottom w:val="nil" w:sz="0" w:space="0" w:color="000000" tmln="20, 20, 20, 0, 0"/>
-              <w:right w:val="nil" w:sz="0" w:space="0" w:color="000000" tmln="20, 20, 20, 0, 0"/>
-              <w:tl2br w:val="nil" w:sz="0" w:space="0" w:color="000000" tmln="20, 20, 20, 0, 0"/>
-              <w:tr2bl w:val="nil" w:sz="0" w:space="0" w:color="000000" tmln="20, 20, 20, 0, 0"/>
-            </w:tcBorders>
-            <w:tmTcPr id="1765140735" protected="0"/>
+            <w:tcW w:w="2410" w:type="dxa"/>
+            <w:shd w:val="none"/>
+            <w:tcMar>
+              <w:top w:w="56" w:type="dxa"/>
+              <w:left w:w="56" w:type="dxa"/>
+              <w:bottom w:w="56" w:type="dxa"/>
+              <w:right w:w="56" w:type="dxa"/>
+            </w:tcMar>
+            <w:tcBorders>
+              <w:top w:val="nil" w:sz="0" w:space="0" w:color="000000" tmln="20, 20, 20, 0, 0"/>
+              <w:left w:val="nil" w:sz="0" w:space="0" w:color="000000" tmln="20, 20, 20, 0, 0"/>
+              <w:bottom w:val="nil" w:sz="0" w:space="0" w:color="000000" tmln="20, 20, 20, 0, 0"/>
+              <w:right w:val="nil" w:sz="0" w:space="0" w:color="000000" tmln="20, 20, 20, 0, 0"/>
+              <w:tl2br w:val="nil" w:sz="0" w:space="0" w:color="000000" tmln="20, 20, 20, 0, 0"/>
+              <w:tr2bl w:val="nil" w:sz="0" w:space="0" w:color="000000" tmln="20, 20, 20, 0, 0"/>
+            </w:tcBorders>
+            <w:tmTcPr id="1765143960" protected="0"/>
           </w:tcPr>
           <w:p>
             <w:pPr>
@@ -1153,23 +1155,23 @@
         </w:tc>
         <w:tc>
           <w:tcPr>
-            <w:tcW w:w="1250" w:type="pct"/>
-            <w:shd w:val="none"/>
-            <w:tcMar>
-              <w:top w:w="56" w:type="dxa"/>
-              <w:left w:w="56" w:type="dxa"/>
-              <w:bottom w:w="56" w:type="dxa"/>
-              <w:right w:w="56" w:type="dxa"/>
-            </w:tcMar>
-            <w:tcBorders>
-              <w:top w:val="nil" w:sz="0" w:space="0" w:color="000000" tmln="20, 20, 20, 0, 0"/>
-              <w:left w:val="nil" w:sz="0" w:space="0" w:color="000000" tmln="20, 20, 20, 0, 0"/>
-              <w:bottom w:val="nil" w:sz="0" w:space="0" w:color="000000" tmln="20, 20, 20, 0, 0"/>
-              <w:right w:val="nil" w:sz="0" w:space="0" w:color="000000" tmln="20, 20, 20, 0, 0"/>
-              <w:tl2br w:val="nil" w:sz="0" w:space="0" w:color="000000" tmln="20, 20, 20, 0, 0"/>
-              <w:tr2bl w:val="nil" w:sz="0" w:space="0" w:color="000000" tmln="20, 20, 20, 0, 0"/>
-            </w:tcBorders>
-            <w:tmTcPr id="1765140735" protected="0"/>
+            <w:tcW w:w="2410" w:type="dxa"/>
+            <w:shd w:val="none"/>
+            <w:tcMar>
+              <w:top w:w="56" w:type="dxa"/>
+              <w:left w:w="56" w:type="dxa"/>
+              <w:bottom w:w="56" w:type="dxa"/>
+              <w:right w:w="56" w:type="dxa"/>
+            </w:tcMar>
+            <w:tcBorders>
+              <w:top w:val="nil" w:sz="0" w:space="0" w:color="000000" tmln="20, 20, 20, 0, 0"/>
+              <w:left w:val="nil" w:sz="0" w:space="0" w:color="000000" tmln="20, 20, 20, 0, 0"/>
+              <w:bottom w:val="nil" w:sz="0" w:space="0" w:color="000000" tmln="20, 20, 20, 0, 0"/>
+              <w:right w:val="nil" w:sz="0" w:space="0" w:color="000000" tmln="20, 20, 20, 0, 0"/>
+              <w:tl2br w:val="nil" w:sz="0" w:space="0" w:color="000000" tmln="20, 20, 20, 0, 0"/>
+              <w:tr2bl w:val="nil" w:sz="0" w:space="0" w:color="000000" tmln="20, 20, 20, 0, 0"/>
+            </w:tcBorders>
+            <w:tmTcPr id="1765143960" protected="0"/>
           </w:tcPr>
           <w:p>
             <w:pPr>
@@ -1189,23 +1191,23 @@
         </w:tc>
         <w:tc>
           <w:tcPr>
-            <w:tcW w:w="1250" w:type="pct"/>
-            <w:shd w:val="none"/>
-            <w:tcMar>
-              <w:top w:w="56" w:type="dxa"/>
-              <w:left w:w="56" w:type="dxa"/>
-              <w:bottom w:w="56" w:type="dxa"/>
-              <w:right w:w="56" w:type="dxa"/>
-            </w:tcMar>
-            <w:tcBorders>
-              <w:top w:val="nil" w:sz="0" w:space="0" w:color="000000" tmln="20, 20, 20, 0, 0"/>
-              <w:left w:val="nil" w:sz="0" w:space="0" w:color="000000" tmln="20, 20, 20, 0, 0"/>
-              <w:bottom w:val="nil" w:sz="0" w:space="0" w:color="000000" tmln="20, 20, 20, 0, 0"/>
-              <w:right w:val="nil" w:sz="0" w:space="0" w:color="000000" tmln="20, 20, 20, 0, 0"/>
-              <w:tl2br w:val="nil" w:sz="0" w:space="0" w:color="000000" tmln="20, 20, 20, 0, 0"/>
-              <w:tr2bl w:val="nil" w:sz="0" w:space="0" w:color="000000" tmln="20, 20, 20, 0, 0"/>
-            </w:tcBorders>
-            <w:tmTcPr id="1765140735" protected="0"/>
+            <w:tcW w:w="2410" w:type="dxa"/>
+            <w:shd w:val="none"/>
+            <w:tcMar>
+              <w:top w:w="56" w:type="dxa"/>
+              <w:left w:w="56" w:type="dxa"/>
+              <w:bottom w:w="56" w:type="dxa"/>
+              <w:right w:w="56" w:type="dxa"/>
+            </w:tcMar>
+            <w:tcBorders>
+              <w:top w:val="nil" w:sz="0" w:space="0" w:color="000000" tmln="20, 20, 20, 0, 0"/>
+              <w:left w:val="nil" w:sz="0" w:space="0" w:color="000000" tmln="20, 20, 20, 0, 0"/>
+              <w:bottom w:val="nil" w:sz="0" w:space="0" w:color="000000" tmln="20, 20, 20, 0, 0"/>
+              <w:right w:val="nil" w:sz="0" w:space="0" w:color="000000" tmln="20, 20, 20, 0, 0"/>
+              <w:tl2br w:val="nil" w:sz="0" w:space="0" w:color="000000" tmln="20, 20, 20, 0, 0"/>
+              <w:tr2bl w:val="nil" w:sz="0" w:space="0" w:color="000000" tmln="20, 20, 20, 0, 0"/>
+            </w:tcBorders>
+            <w:tmTcPr id="1765143960" protected="0"/>
           </w:tcPr>
           <w:p>
             <w:pPr>
@@ -1232,23 +1234,23 @@
         </w:trPr>
         <w:tc>
           <w:tcPr>
-            <w:tcW w:w="1250" w:type="pct"/>
-            <w:shd w:val="none"/>
-            <w:tcMar>
-              <w:top w:w="56" w:type="dxa"/>
-              <w:left w:w="56" w:type="dxa"/>
-              <w:bottom w:w="56" w:type="dxa"/>
-              <w:right w:w="56" w:type="dxa"/>
-            </w:tcMar>
-            <w:tcBorders>
-              <w:top w:val="nil" w:sz="0" w:space="0" w:color="000000" tmln="20, 20, 20, 0, 0"/>
-              <w:left w:val="nil" w:sz="0" w:space="0" w:color="000000" tmln="20, 20, 20, 0, 0"/>
-              <w:bottom w:val="nil" w:sz="0" w:space="0" w:color="000000" tmln="20, 20, 20, 0, 0"/>
-              <w:right w:val="nil" w:sz="0" w:space="0" w:color="000000" tmln="20, 20, 20, 0, 0"/>
-              <w:tl2br w:val="nil" w:sz="0" w:space="0" w:color="000000" tmln="20, 20, 20, 0, 0"/>
-              <w:tr2bl w:val="nil" w:sz="0" w:space="0" w:color="000000" tmln="20, 20, 20, 0, 0"/>
-            </w:tcBorders>
-            <w:tmTcPr id="1765140735" protected="0"/>
+            <w:tcW w:w="2410" w:type="dxa"/>
+            <w:shd w:val="none"/>
+            <w:tcMar>
+              <w:top w:w="56" w:type="dxa"/>
+              <w:left w:w="56" w:type="dxa"/>
+              <w:bottom w:w="56" w:type="dxa"/>
+              <w:right w:w="56" w:type="dxa"/>
+            </w:tcMar>
+            <w:tcBorders>
+              <w:top w:val="nil" w:sz="0" w:space="0" w:color="000000" tmln="20, 20, 20, 0, 0"/>
+              <w:left w:val="nil" w:sz="0" w:space="0" w:color="000000" tmln="20, 20, 20, 0, 0"/>
+              <w:bottom w:val="nil" w:sz="0" w:space="0" w:color="000000" tmln="20, 20, 20, 0, 0"/>
+              <w:right w:val="nil" w:sz="0" w:space="0" w:color="000000" tmln="20, 20, 20, 0, 0"/>
+              <w:tl2br w:val="nil" w:sz="0" w:space="0" w:color="000000" tmln="20, 20, 20, 0, 0"/>
+              <w:tr2bl w:val="nil" w:sz="0" w:space="0" w:color="000000" tmln="20, 20, 20, 0, 0"/>
+            </w:tcBorders>
+            <w:tmTcPr id="1765143960" protected="0"/>
           </w:tcPr>
           <w:p>
             <w:pPr>
@@ -1268,23 +1270,23 @@
         </w:tc>
         <w:tc>
           <w:tcPr>
-            <w:tcW w:w="1250" w:type="pct"/>
-            <w:shd w:val="none"/>
-            <w:tcMar>
-              <w:top w:w="56" w:type="dxa"/>
-              <w:left w:w="56" w:type="dxa"/>
-              <w:bottom w:w="56" w:type="dxa"/>
-              <w:right w:w="56" w:type="dxa"/>
-            </w:tcMar>
-            <w:tcBorders>
-              <w:top w:val="nil" w:sz="0" w:space="0" w:color="000000" tmln="20, 20, 20, 0, 0"/>
-              <w:left w:val="nil" w:sz="0" w:space="0" w:color="000000" tmln="20, 20, 20, 0, 0"/>
-              <w:bottom w:val="nil" w:sz="0" w:space="0" w:color="000000" tmln="20, 20, 20, 0, 0"/>
-              <w:right w:val="nil" w:sz="0" w:space="0" w:color="000000" tmln="20, 20, 20, 0, 0"/>
-              <w:tl2br w:val="nil" w:sz="0" w:space="0" w:color="000000" tmln="20, 20, 20, 0, 0"/>
-              <w:tr2bl w:val="nil" w:sz="0" w:space="0" w:color="000000" tmln="20, 20, 20, 0, 0"/>
-            </w:tcBorders>
-            <w:tmTcPr id="1765140735" protected="0"/>
+            <w:tcW w:w="2410" w:type="dxa"/>
+            <w:shd w:val="none"/>
+            <w:tcMar>
+              <w:top w:w="56" w:type="dxa"/>
+              <w:left w:w="56" w:type="dxa"/>
+              <w:bottom w:w="56" w:type="dxa"/>
+              <w:right w:w="56" w:type="dxa"/>
+            </w:tcMar>
+            <w:tcBorders>
+              <w:top w:val="nil" w:sz="0" w:space="0" w:color="000000" tmln="20, 20, 20, 0, 0"/>
+              <w:left w:val="nil" w:sz="0" w:space="0" w:color="000000" tmln="20, 20, 20, 0, 0"/>
+              <w:bottom w:val="nil" w:sz="0" w:space="0" w:color="000000" tmln="20, 20, 20, 0, 0"/>
+              <w:right w:val="nil" w:sz="0" w:space="0" w:color="000000" tmln="20, 20, 20, 0, 0"/>
+              <w:tl2br w:val="nil" w:sz="0" w:space="0" w:color="000000" tmln="20, 20, 20, 0, 0"/>
+              <w:tr2bl w:val="nil" w:sz="0" w:space="0" w:color="000000" tmln="20, 20, 20, 0, 0"/>
+            </w:tcBorders>
+            <w:tmTcPr id="1765143960" protected="0"/>
           </w:tcPr>
           <w:p>
             <w:pPr>
@@ -1304,23 +1306,23 @@
         </w:tc>
         <w:tc>
           <w:tcPr>
-            <w:tcW w:w="1250" w:type="pct"/>
-            <w:shd w:val="none"/>
-            <w:tcMar>
-              <w:top w:w="56" w:type="dxa"/>
-              <w:left w:w="56" w:type="dxa"/>
-              <w:bottom w:w="56" w:type="dxa"/>
-              <w:right w:w="56" w:type="dxa"/>
-            </w:tcMar>
-            <w:tcBorders>
-              <w:top w:val="nil" w:sz="0" w:space="0" w:color="000000" tmln="20, 20, 20, 0, 0"/>
-              <w:left w:val="nil" w:sz="0" w:space="0" w:color="000000" tmln="20, 20, 20, 0, 0"/>
-              <w:bottom w:val="nil" w:sz="0" w:space="0" w:color="000000" tmln="20, 20, 20, 0, 0"/>
-              <w:right w:val="nil" w:sz="0" w:space="0" w:color="000000" tmln="20, 20, 20, 0, 0"/>
-              <w:tl2br w:val="nil" w:sz="0" w:space="0" w:color="000000" tmln="20, 20, 20, 0, 0"/>
-              <w:tr2bl w:val="nil" w:sz="0" w:space="0" w:color="000000" tmln="20, 20, 20, 0, 0"/>
-            </w:tcBorders>
-            <w:tmTcPr id="1765140735" protected="0"/>
+            <w:tcW w:w="2410" w:type="dxa"/>
+            <w:shd w:val="none"/>
+            <w:tcMar>
+              <w:top w:w="56" w:type="dxa"/>
+              <w:left w:w="56" w:type="dxa"/>
+              <w:bottom w:w="56" w:type="dxa"/>
+              <w:right w:w="56" w:type="dxa"/>
+            </w:tcMar>
+            <w:tcBorders>
+              <w:top w:val="nil" w:sz="0" w:space="0" w:color="000000" tmln="20, 20, 20, 0, 0"/>
+              <w:left w:val="nil" w:sz="0" w:space="0" w:color="000000" tmln="20, 20, 20, 0, 0"/>
+              <w:bottom w:val="nil" w:sz="0" w:space="0" w:color="000000" tmln="20, 20, 20, 0, 0"/>
+              <w:right w:val="nil" w:sz="0" w:space="0" w:color="000000" tmln="20, 20, 20, 0, 0"/>
+              <w:tl2br w:val="nil" w:sz="0" w:space="0" w:color="000000" tmln="20, 20, 20, 0, 0"/>
+              <w:tr2bl w:val="nil" w:sz="0" w:space="0" w:color="000000" tmln="20, 20, 20, 0, 0"/>
+            </w:tcBorders>
+            <w:tmTcPr id="1765143960" protected="0"/>
           </w:tcPr>
           <w:p>
             <w:pPr>
@@ -1340,23 +1342,23 @@
         </w:tc>
         <w:tc>
           <w:tcPr>
-            <w:tcW w:w="1250" w:type="pct"/>
-            <w:shd w:val="none"/>
-            <w:tcMar>
-              <w:top w:w="56" w:type="dxa"/>
-              <w:left w:w="56" w:type="dxa"/>
-              <w:bottom w:w="56" w:type="dxa"/>
-              <w:right w:w="56" w:type="dxa"/>
-            </w:tcMar>
-            <w:tcBorders>
-              <w:top w:val="nil" w:sz="0" w:space="0" w:color="000000" tmln="20, 20, 20, 0, 0"/>
-              <w:left w:val="nil" w:sz="0" w:space="0" w:color="000000" tmln="20, 20, 20, 0, 0"/>
-              <w:bottom w:val="nil" w:sz="0" w:space="0" w:color="000000" tmln="20, 20, 20, 0, 0"/>
-              <w:right w:val="nil" w:sz="0" w:space="0" w:color="000000" tmln="20, 20, 20, 0, 0"/>
-              <w:tl2br w:val="nil" w:sz="0" w:space="0" w:color="000000" tmln="20, 20, 20, 0, 0"/>
-              <w:tr2bl w:val="nil" w:sz="0" w:space="0" w:color="000000" tmln="20, 20, 20, 0, 0"/>
-            </w:tcBorders>
-            <w:tmTcPr id="1765140735" protected="0"/>
+            <w:tcW w:w="2410" w:type="dxa"/>
+            <w:shd w:val="none"/>
+            <w:tcMar>
+              <w:top w:w="56" w:type="dxa"/>
+              <w:left w:w="56" w:type="dxa"/>
+              <w:bottom w:w="56" w:type="dxa"/>
+              <w:right w:w="56" w:type="dxa"/>
+            </w:tcMar>
+            <w:tcBorders>
+              <w:top w:val="nil" w:sz="0" w:space="0" w:color="000000" tmln="20, 20, 20, 0, 0"/>
+              <w:left w:val="nil" w:sz="0" w:space="0" w:color="000000" tmln="20, 20, 20, 0, 0"/>
+              <w:bottom w:val="nil" w:sz="0" w:space="0" w:color="000000" tmln="20, 20, 20, 0, 0"/>
+              <w:right w:val="nil" w:sz="0" w:space="0" w:color="000000" tmln="20, 20, 20, 0, 0"/>
+              <w:tl2br w:val="nil" w:sz="0" w:space="0" w:color="000000" tmln="20, 20, 20, 0, 0"/>
+              <w:tr2bl w:val="nil" w:sz="0" w:space="0" w:color="000000" tmln="20, 20, 20, 0, 0"/>
+            </w:tcBorders>
+            <w:tmTcPr id="1765143960" protected="0"/>
           </w:tcPr>
           <w:p>
             <w:pPr>
@@ -1383,23 +1385,23 @@
         </w:trPr>
         <w:tc>
           <w:tcPr>
-            <w:tcW w:w="1250" w:type="pct"/>
-            <w:shd w:val="none"/>
-            <w:tcMar>
-              <w:top w:w="56" w:type="dxa"/>
-              <w:left w:w="56" w:type="dxa"/>
-              <w:bottom w:w="56" w:type="dxa"/>
-              <w:right w:w="56" w:type="dxa"/>
-            </w:tcMar>
-            <w:tcBorders>
-              <w:top w:val="nil" w:sz="0" w:space="0" w:color="000000" tmln="20, 20, 20, 0, 0"/>
-              <w:left w:val="nil" w:sz="0" w:space="0" w:color="000000" tmln="20, 20, 20, 0, 0"/>
-              <w:bottom w:val="nil" w:sz="0" w:space="0" w:color="000000" tmln="20, 20, 20, 0, 0"/>
-              <w:right w:val="nil" w:sz="0" w:space="0" w:color="000000" tmln="20, 20, 20, 0, 0"/>
-              <w:tl2br w:val="nil" w:sz="0" w:space="0" w:color="000000" tmln="20, 20, 20, 0, 0"/>
-              <w:tr2bl w:val="nil" w:sz="0" w:space="0" w:color="000000" tmln="20, 20, 20, 0, 0"/>
-            </w:tcBorders>
-            <w:tmTcPr id="1765140735" protected="0"/>
+            <w:tcW w:w="2410" w:type="dxa"/>
+            <w:shd w:val="none"/>
+            <w:tcMar>
+              <w:top w:w="56" w:type="dxa"/>
+              <w:left w:w="56" w:type="dxa"/>
+              <w:bottom w:w="56" w:type="dxa"/>
+              <w:right w:w="56" w:type="dxa"/>
+            </w:tcMar>
+            <w:tcBorders>
+              <w:top w:val="nil" w:sz="0" w:space="0" w:color="000000" tmln="20, 20, 20, 0, 0"/>
+              <w:left w:val="nil" w:sz="0" w:space="0" w:color="000000" tmln="20, 20, 20, 0, 0"/>
+              <w:bottom w:val="nil" w:sz="0" w:space="0" w:color="000000" tmln="20, 20, 20, 0, 0"/>
+              <w:right w:val="nil" w:sz="0" w:space="0" w:color="000000" tmln="20, 20, 20, 0, 0"/>
+              <w:tl2br w:val="nil" w:sz="0" w:space="0" w:color="000000" tmln="20, 20, 20, 0, 0"/>
+              <w:tr2bl w:val="nil" w:sz="0" w:space="0" w:color="000000" tmln="20, 20, 20, 0, 0"/>
+            </w:tcBorders>
+            <w:tmTcPr id="1765143960" protected="0"/>
           </w:tcPr>
           <w:p>
             <w:pPr>
@@ -1419,23 +1421,23 @@
         </w:tc>
         <w:tc>
           <w:tcPr>
-            <w:tcW w:w="1250" w:type="pct"/>
-            <w:shd w:val="none"/>
-            <w:tcMar>
-              <w:top w:w="56" w:type="dxa"/>
-              <w:left w:w="56" w:type="dxa"/>
-              <w:bottom w:w="56" w:type="dxa"/>
-              <w:right w:w="56" w:type="dxa"/>
-            </w:tcMar>
-            <w:tcBorders>
-              <w:top w:val="nil" w:sz="0" w:space="0" w:color="000000" tmln="20, 20, 20, 0, 0"/>
-              <w:left w:val="nil" w:sz="0" w:space="0" w:color="000000" tmln="20, 20, 20, 0, 0"/>
-              <w:bottom w:val="nil" w:sz="0" w:space="0" w:color="000000" tmln="20, 20, 20, 0, 0"/>
-              <w:right w:val="nil" w:sz="0" w:space="0" w:color="000000" tmln="20, 20, 20, 0, 0"/>
-              <w:tl2br w:val="nil" w:sz="0" w:space="0" w:color="000000" tmln="20, 20, 20, 0, 0"/>
-              <w:tr2bl w:val="nil" w:sz="0" w:space="0" w:color="000000" tmln="20, 20, 20, 0, 0"/>
-            </w:tcBorders>
-            <w:tmTcPr id="1765140735" protected="0"/>
+            <w:tcW w:w="2410" w:type="dxa"/>
+            <w:shd w:val="none"/>
+            <w:tcMar>
+              <w:top w:w="56" w:type="dxa"/>
+              <w:left w:w="56" w:type="dxa"/>
+              <w:bottom w:w="56" w:type="dxa"/>
+              <w:right w:w="56" w:type="dxa"/>
+            </w:tcMar>
+            <w:tcBorders>
+              <w:top w:val="nil" w:sz="0" w:space="0" w:color="000000" tmln="20, 20, 20, 0, 0"/>
+              <w:left w:val="nil" w:sz="0" w:space="0" w:color="000000" tmln="20, 20, 20, 0, 0"/>
+              <w:bottom w:val="nil" w:sz="0" w:space="0" w:color="000000" tmln="20, 20, 20, 0, 0"/>
+              <w:right w:val="nil" w:sz="0" w:space="0" w:color="000000" tmln="20, 20, 20, 0, 0"/>
+              <w:tl2br w:val="nil" w:sz="0" w:space="0" w:color="000000" tmln="20, 20, 20, 0, 0"/>
+              <w:tr2bl w:val="nil" w:sz="0" w:space="0" w:color="000000" tmln="20, 20, 20, 0, 0"/>
+            </w:tcBorders>
+            <w:tmTcPr id="1765143960" protected="0"/>
           </w:tcPr>
           <w:p>
             <w:pPr>
@@ -1455,23 +1457,23 @@
         </w:tc>
         <w:tc>
           <w:tcPr>
-            <w:tcW w:w="1250" w:type="pct"/>
-            <w:shd w:val="none"/>
-            <w:tcMar>
-              <w:top w:w="56" w:type="dxa"/>
-              <w:left w:w="56" w:type="dxa"/>
-              <w:bottom w:w="56" w:type="dxa"/>
-              <w:right w:w="56" w:type="dxa"/>
-            </w:tcMar>
-            <w:tcBorders>
-              <w:top w:val="nil" w:sz="0" w:space="0" w:color="000000" tmln="20, 20, 20, 0, 0"/>
-              <w:left w:val="nil" w:sz="0" w:space="0" w:color="000000" tmln="20, 20, 20, 0, 0"/>
-              <w:bottom w:val="nil" w:sz="0" w:space="0" w:color="000000" tmln="20, 20, 20, 0, 0"/>
-              <w:right w:val="nil" w:sz="0" w:space="0" w:color="000000" tmln="20, 20, 20, 0, 0"/>
-              <w:tl2br w:val="nil" w:sz="0" w:space="0" w:color="000000" tmln="20, 20, 20, 0, 0"/>
-              <w:tr2bl w:val="nil" w:sz="0" w:space="0" w:color="000000" tmln="20, 20, 20, 0, 0"/>
-            </w:tcBorders>
-            <w:tmTcPr id="1765140735" protected="0"/>
+            <w:tcW w:w="2410" w:type="dxa"/>
+            <w:shd w:val="none"/>
+            <w:tcMar>
+              <w:top w:w="56" w:type="dxa"/>
+              <w:left w:w="56" w:type="dxa"/>
+              <w:bottom w:w="56" w:type="dxa"/>
+              <w:right w:w="56" w:type="dxa"/>
+            </w:tcMar>
+            <w:tcBorders>
+              <w:top w:val="nil" w:sz="0" w:space="0" w:color="000000" tmln="20, 20, 20, 0, 0"/>
+              <w:left w:val="nil" w:sz="0" w:space="0" w:color="000000" tmln="20, 20, 20, 0, 0"/>
+              <w:bottom w:val="nil" w:sz="0" w:space="0" w:color="000000" tmln="20, 20, 20, 0, 0"/>
+              <w:right w:val="nil" w:sz="0" w:space="0" w:color="000000" tmln="20, 20, 20, 0, 0"/>
+              <w:tl2br w:val="nil" w:sz="0" w:space="0" w:color="000000" tmln="20, 20, 20, 0, 0"/>
+              <w:tr2bl w:val="nil" w:sz="0" w:space="0" w:color="000000" tmln="20, 20, 20, 0, 0"/>
+            </w:tcBorders>
+            <w:tmTcPr id="1765143960" protected="0"/>
           </w:tcPr>
           <w:p>
             <w:pPr>
@@ -1491,23 +1493,23 @@
         </w:tc>
         <w:tc>
           <w:tcPr>
-            <w:tcW w:w="1250" w:type="pct"/>
-            <w:shd w:val="none"/>
-            <w:tcMar>
-              <w:top w:w="56" w:type="dxa"/>
-              <w:left w:w="56" w:type="dxa"/>
-              <w:bottom w:w="56" w:type="dxa"/>
-              <w:right w:w="56" w:type="dxa"/>
-            </w:tcMar>
-            <w:tcBorders>
-              <w:top w:val="nil" w:sz="0" w:space="0" w:color="000000" tmln="20, 20, 20, 0, 0"/>
-              <w:left w:val="nil" w:sz="0" w:space="0" w:color="000000" tmln="20, 20, 20, 0, 0"/>
-              <w:bottom w:val="nil" w:sz="0" w:space="0" w:color="000000" tmln="20, 20, 20, 0, 0"/>
-              <w:right w:val="nil" w:sz="0" w:space="0" w:color="000000" tmln="20, 20, 20, 0, 0"/>
-              <w:tl2br w:val="nil" w:sz="0" w:space="0" w:color="000000" tmln="20, 20, 20, 0, 0"/>
-              <w:tr2bl w:val="nil" w:sz="0" w:space="0" w:color="000000" tmln="20, 20, 20, 0, 0"/>
-            </w:tcBorders>
-            <w:tmTcPr id="1765140735" protected="0"/>
+            <w:tcW w:w="2410" w:type="dxa"/>
+            <w:shd w:val="none"/>
+            <w:tcMar>
+              <w:top w:w="56" w:type="dxa"/>
+              <w:left w:w="56" w:type="dxa"/>
+              <w:bottom w:w="56" w:type="dxa"/>
+              <w:right w:w="56" w:type="dxa"/>
+            </w:tcMar>
+            <w:tcBorders>
+              <w:top w:val="nil" w:sz="0" w:space="0" w:color="000000" tmln="20, 20, 20, 0, 0"/>
+              <w:left w:val="nil" w:sz="0" w:space="0" w:color="000000" tmln="20, 20, 20, 0, 0"/>
+              <w:bottom w:val="nil" w:sz="0" w:space="0" w:color="000000" tmln="20, 20, 20, 0, 0"/>
+              <w:right w:val="nil" w:sz="0" w:space="0" w:color="000000" tmln="20, 20, 20, 0, 0"/>
+              <w:tl2br w:val="nil" w:sz="0" w:space="0" w:color="000000" tmln="20, 20, 20, 0, 0"/>
+              <w:tr2bl w:val="nil" w:sz="0" w:space="0" w:color="000000" tmln="20, 20, 20, 0, 0"/>
+            </w:tcBorders>
+            <w:tmTcPr id="1765143960" protected="0"/>
           </w:tcPr>
           <w:p>
             <w:pPr>
@@ -1534,59 +1536,59 @@
         </w:trPr>
         <w:tc>
           <w:tcPr>
-            <w:tcW w:w="1250" w:type="pct"/>
-            <w:shd w:val="none"/>
-            <w:tcMar>
-              <w:top w:w="56" w:type="dxa"/>
-              <w:left w:w="56" w:type="dxa"/>
-              <w:bottom w:w="56" w:type="dxa"/>
-              <w:right w:w="56" w:type="dxa"/>
-            </w:tcMar>
-            <w:tcBorders>
-              <w:top w:val="nil" w:sz="0" w:space="0" w:color="000000" tmln="20, 20, 20, 0, 0"/>
-              <w:left w:val="nil" w:sz="0" w:space="0" w:color="000000" tmln="20, 20, 20, 0, 0"/>
-              <w:bottom w:val="nil" w:sz="0" w:space="0" w:color="000000" tmln="20, 20, 20, 0, 0"/>
-              <w:right w:val="nil" w:sz="0" w:space="0" w:color="000000" tmln="20, 20, 20, 0, 0"/>
-              <w:tl2br w:val="nil" w:sz="0" w:space="0" w:color="000000" tmln="20, 20, 20, 0, 0"/>
-              <w:tr2bl w:val="nil" w:sz="0" w:space="0" w:color="000000" tmln="20, 20, 20, 0, 0"/>
-            </w:tcBorders>
-            <w:tmTcPr id="1765140735" protected="0"/>
-          </w:tcPr>
-          <w:p>
-            <w:pPr>
-              <w:pBdr>
-                <w:top w:val="nil" w:sz="0" w:space="0" w:color="000000" tmln="20, 20, 20, 0, 0"/>
-                <w:left w:val="nil" w:sz="0" w:space="0" w:color="000000" tmln="20, 20, 20, 0, 0"/>
-                <w:bottom w:val="nil" w:sz="0" w:space="0" w:color="000000" tmln="20, 20, 20, 0, 0"/>
-                <w:right w:val="nil" w:sz="0" w:space="0" w:color="000000" tmln="20, 20, 20, 0, 0"/>
-                <w:between w:val="nil" w:sz="0" w:space="0" w:color="000000" tmln="20, 20, 20, 0, 0"/>
-              </w:pBdr>
-              <w:shd w:val="none"/>
-            </w:pPr>
-            <w:r>
-              <w:t>core/debug/* (новый домен)</w:t>
-            </w:r>
-          </w:p>
-        </w:tc>
-        <w:tc>
-          <w:tcPr>
-            <w:tcW w:w="1250" w:type="pct"/>
-            <w:shd w:val="none"/>
-            <w:tcMar>
-              <w:top w:w="56" w:type="dxa"/>
-              <w:left w:w="56" w:type="dxa"/>
-              <w:bottom w:w="56" w:type="dxa"/>
-              <w:right w:w="56" w:type="dxa"/>
-            </w:tcMar>
-            <w:tcBorders>
-              <w:top w:val="nil" w:sz="0" w:space="0" w:color="000000" tmln="20, 20, 20, 0, 0"/>
-              <w:left w:val="nil" w:sz="0" w:space="0" w:color="000000" tmln="20, 20, 20, 0, 0"/>
-              <w:bottom w:val="nil" w:sz="0" w:space="0" w:color="000000" tmln="20, 20, 20, 0, 0"/>
-              <w:right w:val="nil" w:sz="0" w:space="0" w:color="000000" tmln="20, 20, 20, 0, 0"/>
-              <w:tl2br w:val="nil" w:sz="0" w:space="0" w:color="000000" tmln="20, 20, 20, 0, 0"/>
-              <w:tr2bl w:val="nil" w:sz="0" w:space="0" w:color="000000" tmln="20, 20, 20, 0, 0"/>
-            </w:tcBorders>
-            <w:tmTcPr id="1765140735" protected="0"/>
+            <w:tcW w:w="2410" w:type="dxa"/>
+            <w:shd w:val="none"/>
+            <w:tcMar>
+              <w:top w:w="56" w:type="dxa"/>
+              <w:left w:w="56" w:type="dxa"/>
+              <w:bottom w:w="56" w:type="dxa"/>
+              <w:right w:w="56" w:type="dxa"/>
+            </w:tcMar>
+            <w:tcBorders>
+              <w:top w:val="nil" w:sz="0" w:space="0" w:color="000000" tmln="20, 20, 20, 0, 0"/>
+              <w:left w:val="nil" w:sz="0" w:space="0" w:color="000000" tmln="20, 20, 20, 0, 0"/>
+              <w:bottom w:val="nil" w:sz="0" w:space="0" w:color="000000" tmln="20, 20, 20, 0, 0"/>
+              <w:right w:val="nil" w:sz="0" w:space="0" w:color="000000" tmln="20, 20, 20, 0, 0"/>
+              <w:tl2br w:val="nil" w:sz="0" w:space="0" w:color="000000" tmln="20, 20, 20, 0, 0"/>
+              <w:tr2bl w:val="nil" w:sz="0" w:space="0" w:color="000000" tmln="20, 20, 20, 0, 0"/>
+            </w:tcBorders>
+            <w:tmTcPr id="1765143960" protected="0"/>
+          </w:tcPr>
+          <w:p>
+            <w:pPr>
+              <w:pBdr>
+                <w:top w:val="nil" w:sz="0" w:space="0" w:color="000000" tmln="20, 20, 20, 0, 0"/>
+                <w:left w:val="nil" w:sz="0" w:space="0" w:color="000000" tmln="20, 20, 20, 0, 0"/>
+                <w:bottom w:val="nil" w:sz="0" w:space="0" w:color="000000" tmln="20, 20, 20, 0, 0"/>
+                <w:right w:val="nil" w:sz="0" w:space="0" w:color="000000" tmln="20, 20, 20, 0, 0"/>
+                <w:between w:val="nil" w:sz="0" w:space="0" w:color="000000" tmln="20, 20, 20, 0, 0"/>
+              </w:pBdr>
+              <w:shd w:val="none"/>
+            </w:pPr>
+            <w:r>
+              <w:t>core/debug/*</w:t>
+            </w:r>
+          </w:p>
+        </w:tc>
+        <w:tc>
+          <w:tcPr>
+            <w:tcW w:w="2410" w:type="dxa"/>
+            <w:shd w:val="none"/>
+            <w:tcMar>
+              <w:top w:w="56" w:type="dxa"/>
+              <w:left w:w="56" w:type="dxa"/>
+              <w:bottom w:w="56" w:type="dxa"/>
+              <w:right w:w="56" w:type="dxa"/>
+            </w:tcMar>
+            <w:tcBorders>
+              <w:top w:val="nil" w:sz="0" w:space="0" w:color="000000" tmln="20, 20, 20, 0, 0"/>
+              <w:left w:val="nil" w:sz="0" w:space="0" w:color="000000" tmln="20, 20, 20, 0, 0"/>
+              <w:bottom w:val="nil" w:sz="0" w:space="0" w:color="000000" tmln="20, 20, 20, 0, 0"/>
+              <w:right w:val="nil" w:sz="0" w:space="0" w:color="000000" tmln="20, 20, 20, 0, 0"/>
+              <w:tl2br w:val="nil" w:sz="0" w:space="0" w:color="000000" tmln="20, 20, 20, 0, 0"/>
+              <w:tr2bl w:val="nil" w:sz="0" w:space="0" w:color="000000" tmln="20, 20, 20, 0, 0"/>
+            </w:tcBorders>
+            <w:tmTcPr id="1765143960" protected="0"/>
           </w:tcPr>
           <w:p>
             <w:pPr>
@@ -1606,23 +1608,23 @@
         </w:tc>
         <w:tc>
           <w:tcPr>
-            <w:tcW w:w="1250" w:type="pct"/>
-            <w:shd w:val="none"/>
-            <w:tcMar>
-              <w:top w:w="56" w:type="dxa"/>
-              <w:left w:w="56" w:type="dxa"/>
-              <w:bottom w:w="56" w:type="dxa"/>
-              <w:right w:w="56" w:type="dxa"/>
-            </w:tcMar>
-            <w:tcBorders>
-              <w:top w:val="nil" w:sz="0" w:space="0" w:color="000000" tmln="20, 20, 20, 0, 0"/>
-              <w:left w:val="nil" w:sz="0" w:space="0" w:color="000000" tmln="20, 20, 20, 0, 0"/>
-              <w:bottom w:val="nil" w:sz="0" w:space="0" w:color="000000" tmln="20, 20, 20, 0, 0"/>
-              <w:right w:val="nil" w:sz="0" w:space="0" w:color="000000" tmln="20, 20, 20, 0, 0"/>
-              <w:tl2br w:val="nil" w:sz="0" w:space="0" w:color="000000" tmln="20, 20, 20, 0, 0"/>
-              <w:tr2bl w:val="nil" w:sz="0" w:space="0" w:color="000000" tmln="20, 20, 20, 0, 0"/>
-            </w:tcBorders>
-            <w:tmTcPr id="1765140735" protected="0"/>
+            <w:tcW w:w="2410" w:type="dxa"/>
+            <w:shd w:val="none"/>
+            <w:tcMar>
+              <w:top w:w="56" w:type="dxa"/>
+              <w:left w:w="56" w:type="dxa"/>
+              <w:bottom w:w="56" w:type="dxa"/>
+              <w:right w:w="56" w:type="dxa"/>
+            </w:tcMar>
+            <w:tcBorders>
+              <w:top w:val="nil" w:sz="0" w:space="0" w:color="000000" tmln="20, 20, 20, 0, 0"/>
+              <w:left w:val="nil" w:sz="0" w:space="0" w:color="000000" tmln="20, 20, 20, 0, 0"/>
+              <w:bottom w:val="nil" w:sz="0" w:space="0" w:color="000000" tmln="20, 20, 20, 0, 0"/>
+              <w:right w:val="nil" w:sz="0" w:space="0" w:color="000000" tmln="20, 20, 20, 0, 0"/>
+              <w:tl2br w:val="nil" w:sz="0" w:space="0" w:color="000000" tmln="20, 20, 20, 0, 0"/>
+              <w:tr2bl w:val="nil" w:sz="0" w:space="0" w:color="000000" tmln="20, 20, 20, 0, 0"/>
+            </w:tcBorders>
+            <w:tmTcPr id="1765143960" protected="0"/>
           </w:tcPr>
           <w:p>
             <w:pPr>
@@ -1642,23 +1644,23 @@
         </w:tc>
         <w:tc>
           <w:tcPr>
-            <w:tcW w:w="1250" w:type="pct"/>
-            <w:shd w:val="none"/>
-            <w:tcMar>
-              <w:top w:w="56" w:type="dxa"/>
-              <w:left w:w="56" w:type="dxa"/>
-              <w:bottom w:w="56" w:type="dxa"/>
-              <w:right w:w="56" w:type="dxa"/>
-            </w:tcMar>
-            <w:tcBorders>
-              <w:top w:val="nil" w:sz="0" w:space="0" w:color="000000" tmln="20, 20, 20, 0, 0"/>
-              <w:left w:val="nil" w:sz="0" w:space="0" w:color="000000" tmln="20, 20, 20, 0, 0"/>
-              <w:bottom w:val="nil" w:sz="0" w:space="0" w:color="000000" tmln="20, 20, 20, 0, 0"/>
-              <w:right w:val="nil" w:sz="0" w:space="0" w:color="000000" tmln="20, 20, 20, 0, 0"/>
-              <w:tl2br w:val="nil" w:sz="0" w:space="0" w:color="000000" tmln="20, 20, 20, 0, 0"/>
-              <w:tr2bl w:val="nil" w:sz="0" w:space="0" w:color="000000" tmln="20, 20, 20, 0, 0"/>
-            </w:tcBorders>
-            <w:tmTcPr id="1765140735" protected="0"/>
+            <w:tcW w:w="2410" w:type="dxa"/>
+            <w:shd w:val="none"/>
+            <w:tcMar>
+              <w:top w:w="56" w:type="dxa"/>
+              <w:left w:w="56" w:type="dxa"/>
+              <w:bottom w:w="56" w:type="dxa"/>
+              <w:right w:w="56" w:type="dxa"/>
+            </w:tcMar>
+            <w:tcBorders>
+              <w:top w:val="nil" w:sz="0" w:space="0" w:color="000000" tmln="20, 20, 20, 0, 0"/>
+              <w:left w:val="nil" w:sz="0" w:space="0" w:color="000000" tmln="20, 20, 20, 0, 0"/>
+              <w:bottom w:val="nil" w:sz="0" w:space="0" w:color="000000" tmln="20, 20, 20, 0, 0"/>
+              <w:right w:val="nil" w:sz="0" w:space="0" w:color="000000" tmln="20, 20, 20, 0, 0"/>
+              <w:tl2br w:val="nil" w:sz="0" w:space="0" w:color="000000" tmln="20, 20, 20, 0, 0"/>
+              <w:tr2bl w:val="nil" w:sz="0" w:space="0" w:color="000000" tmln="20, 20, 20, 0, 0"/>
+            </w:tcBorders>
+            <w:tmTcPr id="1765143960" protected="0"/>
           </w:tcPr>
           <w:p>
             <w:pPr>
@@ -1685,23 +1687,23 @@
         </w:trPr>
         <w:tc>
           <w:tcPr>
-            <w:tcW w:w="1250" w:type="pct"/>
-            <w:shd w:val="none"/>
-            <w:tcMar>
-              <w:top w:w="56" w:type="dxa"/>
-              <w:left w:w="56" w:type="dxa"/>
-              <w:bottom w:w="56" w:type="dxa"/>
-              <w:right w:w="56" w:type="dxa"/>
-            </w:tcMar>
-            <w:tcBorders>
-              <w:top w:val="nil" w:sz="0" w:space="0" w:color="000000" tmln="20, 20, 20, 0, 0"/>
-              <w:left w:val="nil" w:sz="0" w:space="0" w:color="000000" tmln="20, 20, 20, 0, 0"/>
-              <w:bottom w:val="nil" w:sz="0" w:space="0" w:color="000000" tmln="20, 20, 20, 0, 0"/>
-              <w:right w:val="nil" w:sz="0" w:space="0" w:color="000000" tmln="20, 20, 20, 0, 0"/>
-              <w:tl2br w:val="nil" w:sz="0" w:space="0" w:color="000000" tmln="20, 20, 20, 0, 0"/>
-              <w:tr2bl w:val="nil" w:sz="0" w:space="0" w:color="000000" tmln="20, 20, 20, 0, 0"/>
-            </w:tcBorders>
-            <w:tmTcPr id="1765140735" protected="0"/>
+            <w:tcW w:w="2410" w:type="dxa"/>
+            <w:shd w:val="none"/>
+            <w:tcMar>
+              <w:top w:w="56" w:type="dxa"/>
+              <w:left w:w="56" w:type="dxa"/>
+              <w:bottom w:w="56" w:type="dxa"/>
+              <w:right w:w="56" w:type="dxa"/>
+            </w:tcMar>
+            <w:tcBorders>
+              <w:top w:val="nil" w:sz="0" w:space="0" w:color="000000" tmln="20, 20, 20, 0, 0"/>
+              <w:left w:val="nil" w:sz="0" w:space="0" w:color="000000" tmln="20, 20, 20, 0, 0"/>
+              <w:bottom w:val="nil" w:sz="0" w:space="0" w:color="000000" tmln="20, 20, 20, 0, 0"/>
+              <w:right w:val="nil" w:sz="0" w:space="0" w:color="000000" tmln="20, 20, 20, 0, 0"/>
+              <w:tl2br w:val="nil" w:sz="0" w:space="0" w:color="000000" tmln="20, 20, 20, 0, 0"/>
+              <w:tr2bl w:val="nil" w:sz="0" w:space="0" w:color="000000" tmln="20, 20, 20, 0, 0"/>
+            </w:tcBorders>
+            <w:tmTcPr id="1765143960" protected="0"/>
           </w:tcPr>
           <w:p>
             <w:pPr>
@@ -1721,23 +1723,23 @@
         </w:tc>
         <w:tc>
           <w:tcPr>
-            <w:tcW w:w="1250" w:type="pct"/>
-            <w:shd w:val="none"/>
-            <w:tcMar>
-              <w:top w:w="56" w:type="dxa"/>
-              <w:left w:w="56" w:type="dxa"/>
-              <w:bottom w:w="56" w:type="dxa"/>
-              <w:right w:w="56" w:type="dxa"/>
-            </w:tcMar>
-            <w:tcBorders>
-              <w:top w:val="nil" w:sz="0" w:space="0" w:color="000000" tmln="20, 20, 20, 0, 0"/>
-              <w:left w:val="nil" w:sz="0" w:space="0" w:color="000000" tmln="20, 20, 20, 0, 0"/>
-              <w:bottom w:val="nil" w:sz="0" w:space="0" w:color="000000" tmln="20, 20, 20, 0, 0"/>
-              <w:right w:val="nil" w:sz="0" w:space="0" w:color="000000" tmln="20, 20, 20, 0, 0"/>
-              <w:tl2br w:val="nil" w:sz="0" w:space="0" w:color="000000" tmln="20, 20, 20, 0, 0"/>
-              <w:tr2bl w:val="nil" w:sz="0" w:space="0" w:color="000000" tmln="20, 20, 20, 0, 0"/>
-            </w:tcBorders>
-            <w:tmTcPr id="1765140735" protected="0"/>
+            <w:tcW w:w="2410" w:type="dxa"/>
+            <w:shd w:val="none"/>
+            <w:tcMar>
+              <w:top w:w="56" w:type="dxa"/>
+              <w:left w:w="56" w:type="dxa"/>
+              <w:bottom w:w="56" w:type="dxa"/>
+              <w:right w:w="56" w:type="dxa"/>
+            </w:tcMar>
+            <w:tcBorders>
+              <w:top w:val="nil" w:sz="0" w:space="0" w:color="000000" tmln="20, 20, 20, 0, 0"/>
+              <w:left w:val="nil" w:sz="0" w:space="0" w:color="000000" tmln="20, 20, 20, 0, 0"/>
+              <w:bottom w:val="nil" w:sz="0" w:space="0" w:color="000000" tmln="20, 20, 20, 0, 0"/>
+              <w:right w:val="nil" w:sz="0" w:space="0" w:color="000000" tmln="20, 20, 20, 0, 0"/>
+              <w:tl2br w:val="nil" w:sz="0" w:space="0" w:color="000000" tmln="20, 20, 20, 0, 0"/>
+              <w:tr2bl w:val="nil" w:sz="0" w:space="0" w:color="000000" tmln="20, 20, 20, 0, 0"/>
+            </w:tcBorders>
+            <w:tmTcPr id="1765143960" protected="0"/>
           </w:tcPr>
           <w:p>
             <w:pPr>
@@ -1757,23 +1759,23 @@
         </w:tc>
         <w:tc>
           <w:tcPr>
-            <w:tcW w:w="1250" w:type="pct"/>
-            <w:shd w:val="none"/>
-            <w:tcMar>
-              <w:top w:w="56" w:type="dxa"/>
-              <w:left w:w="56" w:type="dxa"/>
-              <w:bottom w:w="56" w:type="dxa"/>
-              <w:right w:w="56" w:type="dxa"/>
-            </w:tcMar>
-            <w:tcBorders>
-              <w:top w:val="nil" w:sz="0" w:space="0" w:color="000000" tmln="20, 20, 20, 0, 0"/>
-              <w:left w:val="nil" w:sz="0" w:space="0" w:color="000000" tmln="20, 20, 20, 0, 0"/>
-              <w:bottom w:val="nil" w:sz="0" w:space="0" w:color="000000" tmln="20, 20, 20, 0, 0"/>
-              <w:right w:val="nil" w:sz="0" w:space="0" w:color="000000" tmln="20, 20, 20, 0, 0"/>
-              <w:tl2br w:val="nil" w:sz="0" w:space="0" w:color="000000" tmln="20, 20, 20, 0, 0"/>
-              <w:tr2bl w:val="nil" w:sz="0" w:space="0" w:color="000000" tmln="20, 20, 20, 0, 0"/>
-            </w:tcBorders>
-            <w:tmTcPr id="1765140735" protected="0"/>
+            <w:tcW w:w="2410" w:type="dxa"/>
+            <w:shd w:val="none"/>
+            <w:tcMar>
+              <w:top w:w="56" w:type="dxa"/>
+              <w:left w:w="56" w:type="dxa"/>
+              <w:bottom w:w="56" w:type="dxa"/>
+              <w:right w:w="56" w:type="dxa"/>
+            </w:tcMar>
+            <w:tcBorders>
+              <w:top w:val="nil" w:sz="0" w:space="0" w:color="000000" tmln="20, 20, 20, 0, 0"/>
+              <w:left w:val="nil" w:sz="0" w:space="0" w:color="000000" tmln="20, 20, 20, 0, 0"/>
+              <w:bottom w:val="nil" w:sz="0" w:space="0" w:color="000000" tmln="20, 20, 20, 0, 0"/>
+              <w:right w:val="nil" w:sz="0" w:space="0" w:color="000000" tmln="20, 20, 20, 0, 0"/>
+              <w:tl2br w:val="nil" w:sz="0" w:space="0" w:color="000000" tmln="20, 20, 20, 0, 0"/>
+              <w:tr2bl w:val="nil" w:sz="0" w:space="0" w:color="000000" tmln="20, 20, 20, 0, 0"/>
+            </w:tcBorders>
+            <w:tmTcPr id="1765143960" protected="0"/>
           </w:tcPr>
           <w:p>
             <w:pPr>
@@ -1793,23 +1795,23 @@
         </w:tc>
         <w:tc>
           <w:tcPr>
-            <w:tcW w:w="1250" w:type="pct"/>
-            <w:shd w:val="none"/>
-            <w:tcMar>
-              <w:top w:w="56" w:type="dxa"/>
-              <w:left w:w="56" w:type="dxa"/>
-              <w:bottom w:w="56" w:type="dxa"/>
-              <w:right w:w="56" w:type="dxa"/>
-            </w:tcMar>
-            <w:tcBorders>
-              <w:top w:val="nil" w:sz="0" w:space="0" w:color="000000" tmln="20, 20, 20, 0, 0"/>
-              <w:left w:val="nil" w:sz="0" w:space="0" w:color="000000" tmln="20, 20, 20, 0, 0"/>
-              <w:bottom w:val="nil" w:sz="0" w:space="0" w:color="000000" tmln="20, 20, 20, 0, 0"/>
-              <w:right w:val="nil" w:sz="0" w:space="0" w:color="000000" tmln="20, 20, 20, 0, 0"/>
-              <w:tl2br w:val="nil" w:sz="0" w:space="0" w:color="000000" tmln="20, 20, 20, 0, 0"/>
-              <w:tr2bl w:val="nil" w:sz="0" w:space="0" w:color="000000" tmln="20, 20, 20, 0, 0"/>
-            </w:tcBorders>
-            <w:tmTcPr id="1765140735" protected="0"/>
+            <w:tcW w:w="2410" w:type="dxa"/>
+            <w:shd w:val="none"/>
+            <w:tcMar>
+              <w:top w:w="56" w:type="dxa"/>
+              <w:left w:w="56" w:type="dxa"/>
+              <w:bottom w:w="56" w:type="dxa"/>
+              <w:right w:w="56" w:type="dxa"/>
+            </w:tcMar>
+            <w:tcBorders>
+              <w:top w:val="nil" w:sz="0" w:space="0" w:color="000000" tmln="20, 20, 20, 0, 0"/>
+              <w:left w:val="nil" w:sz="0" w:space="0" w:color="000000" tmln="20, 20, 20, 0, 0"/>
+              <w:bottom w:val="nil" w:sz="0" w:space="0" w:color="000000" tmln="20, 20, 20, 0, 0"/>
+              <w:right w:val="nil" w:sz="0" w:space="0" w:color="000000" tmln="20, 20, 20, 0, 0"/>
+              <w:tl2br w:val="nil" w:sz="0" w:space="0" w:color="000000" tmln="20, 20, 20, 0, 0"/>
+              <w:tr2bl w:val="nil" w:sz="0" w:space="0" w:color="000000" tmln="20, 20, 20, 0, 0"/>
+            </w:tcBorders>
+            <w:tmTcPr id="1765143960" protected="0"/>
           </w:tcPr>
           <w:p>
             <w:pPr>
@@ -1836,23 +1838,23 @@
         </w:trPr>
         <w:tc>
           <w:tcPr>
-            <w:tcW w:w="1250" w:type="pct"/>
-            <w:shd w:val="none"/>
-            <w:tcMar>
-              <w:top w:w="56" w:type="dxa"/>
-              <w:left w:w="56" w:type="dxa"/>
-              <w:bottom w:w="56" w:type="dxa"/>
-              <w:right w:w="56" w:type="dxa"/>
-            </w:tcMar>
-            <w:tcBorders>
-              <w:top w:val="nil" w:sz="0" w:space="0" w:color="000000" tmln="20, 20, 20, 0, 0"/>
-              <w:left w:val="nil" w:sz="0" w:space="0" w:color="000000" tmln="20, 20, 20, 0, 0"/>
-              <w:bottom w:val="nil" w:sz="0" w:space="0" w:color="000000" tmln="20, 20, 20, 0, 0"/>
-              <w:right w:val="nil" w:sz="0" w:space="0" w:color="000000" tmln="20, 20, 20, 0, 0"/>
-              <w:tl2br w:val="nil" w:sz="0" w:space="0" w:color="000000" tmln="20, 20, 20, 0, 0"/>
-              <w:tr2bl w:val="nil" w:sz="0" w:space="0" w:color="000000" tmln="20, 20, 20, 0, 0"/>
-            </w:tcBorders>
-            <w:tmTcPr id="1765140735" protected="0"/>
+            <w:tcW w:w="2410" w:type="dxa"/>
+            <w:shd w:val="none"/>
+            <w:tcMar>
+              <w:top w:w="56" w:type="dxa"/>
+              <w:left w:w="56" w:type="dxa"/>
+              <w:bottom w:w="56" w:type="dxa"/>
+              <w:right w:w="56" w:type="dxa"/>
+            </w:tcMar>
+            <w:tcBorders>
+              <w:top w:val="nil" w:sz="0" w:space="0" w:color="000000" tmln="20, 20, 20, 0, 0"/>
+              <w:left w:val="nil" w:sz="0" w:space="0" w:color="000000" tmln="20, 20, 20, 0, 0"/>
+              <w:bottom w:val="nil" w:sz="0" w:space="0" w:color="000000" tmln="20, 20, 20, 0, 0"/>
+              <w:right w:val="nil" w:sz="0" w:space="0" w:color="000000" tmln="20, 20, 20, 0, 0"/>
+              <w:tl2br w:val="nil" w:sz="0" w:space="0" w:color="000000" tmln="20, 20, 20, 0, 0"/>
+              <w:tr2bl w:val="nil" w:sz="0" w:space="0" w:color="000000" tmln="20, 20, 20, 0, 0"/>
+            </w:tcBorders>
+            <w:tmTcPr id="1765143960" protected="0"/>
           </w:tcPr>
           <w:p>
             <w:pPr>
@@ -1872,23 +1874,23 @@
         </w:tc>
         <w:tc>
           <w:tcPr>
-            <w:tcW w:w="1250" w:type="pct"/>
-            <w:shd w:val="none"/>
-            <w:tcMar>
-              <w:top w:w="56" w:type="dxa"/>
-              <w:left w:w="56" w:type="dxa"/>
-              <w:bottom w:w="56" w:type="dxa"/>
-              <w:right w:w="56" w:type="dxa"/>
-            </w:tcMar>
-            <w:tcBorders>
-              <w:top w:val="nil" w:sz="0" w:space="0" w:color="000000" tmln="20, 20, 20, 0, 0"/>
-              <w:left w:val="nil" w:sz="0" w:space="0" w:color="000000" tmln="20, 20, 20, 0, 0"/>
-              <w:bottom w:val="nil" w:sz="0" w:space="0" w:color="000000" tmln="20, 20, 20, 0, 0"/>
-              <w:right w:val="nil" w:sz="0" w:space="0" w:color="000000" tmln="20, 20, 20, 0, 0"/>
-              <w:tl2br w:val="nil" w:sz="0" w:space="0" w:color="000000" tmln="20, 20, 20, 0, 0"/>
-              <w:tr2bl w:val="nil" w:sz="0" w:space="0" w:color="000000" tmln="20, 20, 20, 0, 0"/>
-            </w:tcBorders>
-            <w:tmTcPr id="1765140735" protected="0"/>
+            <w:tcW w:w="2410" w:type="dxa"/>
+            <w:shd w:val="none"/>
+            <w:tcMar>
+              <w:top w:w="56" w:type="dxa"/>
+              <w:left w:w="56" w:type="dxa"/>
+              <w:bottom w:w="56" w:type="dxa"/>
+              <w:right w:w="56" w:type="dxa"/>
+            </w:tcMar>
+            <w:tcBorders>
+              <w:top w:val="nil" w:sz="0" w:space="0" w:color="000000" tmln="20, 20, 20, 0, 0"/>
+              <w:left w:val="nil" w:sz="0" w:space="0" w:color="000000" tmln="20, 20, 20, 0, 0"/>
+              <w:bottom w:val="nil" w:sz="0" w:space="0" w:color="000000" tmln="20, 20, 20, 0, 0"/>
+              <w:right w:val="nil" w:sz="0" w:space="0" w:color="000000" tmln="20, 20, 20, 0, 0"/>
+              <w:tl2br w:val="nil" w:sz="0" w:space="0" w:color="000000" tmln="20, 20, 20, 0, 0"/>
+              <w:tr2bl w:val="nil" w:sz="0" w:space="0" w:color="000000" tmln="20, 20, 20, 0, 0"/>
+            </w:tcBorders>
+            <w:tmTcPr id="1765143960" protected="0"/>
           </w:tcPr>
           <w:p>
             <w:pPr>
@@ -1908,23 +1910,23 @@
         </w:tc>
         <w:tc>
           <w:tcPr>
-            <w:tcW w:w="1250" w:type="pct"/>
-            <w:shd w:val="none"/>
-            <w:tcMar>
-              <w:top w:w="56" w:type="dxa"/>
-              <w:left w:w="56" w:type="dxa"/>
-              <w:bottom w:w="56" w:type="dxa"/>
-              <w:right w:w="56" w:type="dxa"/>
-            </w:tcMar>
-            <w:tcBorders>
-              <w:top w:val="nil" w:sz="0" w:space="0" w:color="000000" tmln="20, 20, 20, 0, 0"/>
-              <w:left w:val="nil" w:sz="0" w:space="0" w:color="000000" tmln="20, 20, 20, 0, 0"/>
-              <w:bottom w:val="nil" w:sz="0" w:space="0" w:color="000000" tmln="20, 20, 20, 0, 0"/>
-              <w:right w:val="nil" w:sz="0" w:space="0" w:color="000000" tmln="20, 20, 20, 0, 0"/>
-              <w:tl2br w:val="nil" w:sz="0" w:space="0" w:color="000000" tmln="20, 20, 20, 0, 0"/>
-              <w:tr2bl w:val="nil" w:sz="0" w:space="0" w:color="000000" tmln="20, 20, 20, 0, 0"/>
-            </w:tcBorders>
-            <w:tmTcPr id="1765140735" protected="0"/>
+            <w:tcW w:w="2410" w:type="dxa"/>
+            <w:shd w:val="none"/>
+            <w:tcMar>
+              <w:top w:w="56" w:type="dxa"/>
+              <w:left w:w="56" w:type="dxa"/>
+              <w:bottom w:w="56" w:type="dxa"/>
+              <w:right w:w="56" w:type="dxa"/>
+            </w:tcMar>
+            <w:tcBorders>
+              <w:top w:val="nil" w:sz="0" w:space="0" w:color="000000" tmln="20, 20, 20, 0, 0"/>
+              <w:left w:val="nil" w:sz="0" w:space="0" w:color="000000" tmln="20, 20, 20, 0, 0"/>
+              <w:bottom w:val="nil" w:sz="0" w:space="0" w:color="000000" tmln="20, 20, 20, 0, 0"/>
+              <w:right w:val="nil" w:sz="0" w:space="0" w:color="000000" tmln="20, 20, 20, 0, 0"/>
+              <w:tl2br w:val="nil" w:sz="0" w:space="0" w:color="000000" tmln="20, 20, 20, 0, 0"/>
+              <w:tr2bl w:val="nil" w:sz="0" w:space="0" w:color="000000" tmln="20, 20, 20, 0, 0"/>
+            </w:tcBorders>
+            <w:tmTcPr id="1765143960" protected="0"/>
           </w:tcPr>
           <w:p>
             <w:pPr>
@@ -1944,23 +1946,23 @@
         </w:tc>
         <w:tc>
           <w:tcPr>
-            <w:tcW w:w="1250" w:type="pct"/>
-            <w:shd w:val="none"/>
-            <w:tcMar>
-              <w:top w:w="56" w:type="dxa"/>
-              <w:left w:w="56" w:type="dxa"/>
-              <w:bottom w:w="56" w:type="dxa"/>
-              <w:right w:w="56" w:type="dxa"/>
-            </w:tcMar>
-            <w:tcBorders>
-              <w:top w:val="nil" w:sz="0" w:space="0" w:color="000000" tmln="20, 20, 20, 0, 0"/>
-              <w:left w:val="nil" w:sz="0" w:space="0" w:color="000000" tmln="20, 20, 20, 0, 0"/>
-              <w:bottom w:val="nil" w:sz="0" w:space="0" w:color="000000" tmln="20, 20, 20, 0, 0"/>
-              <w:right w:val="nil" w:sz="0" w:space="0" w:color="000000" tmln="20, 20, 20, 0, 0"/>
-              <w:tl2br w:val="nil" w:sz="0" w:space="0" w:color="000000" tmln="20, 20, 20, 0, 0"/>
-              <w:tr2bl w:val="nil" w:sz="0" w:space="0" w:color="000000" tmln="20, 20, 20, 0, 0"/>
-            </w:tcBorders>
-            <w:tmTcPr id="1765140735" protected="0"/>
+            <w:tcW w:w="2410" w:type="dxa"/>
+            <w:shd w:val="none"/>
+            <w:tcMar>
+              <w:top w:w="56" w:type="dxa"/>
+              <w:left w:w="56" w:type="dxa"/>
+              <w:bottom w:w="56" w:type="dxa"/>
+              <w:right w:w="56" w:type="dxa"/>
+            </w:tcMar>
+            <w:tcBorders>
+              <w:top w:val="nil" w:sz="0" w:space="0" w:color="000000" tmln="20, 20, 20, 0, 0"/>
+              <w:left w:val="nil" w:sz="0" w:space="0" w:color="000000" tmln="20, 20, 20, 0, 0"/>
+              <w:bottom w:val="nil" w:sz="0" w:space="0" w:color="000000" tmln="20, 20, 20, 0, 0"/>
+              <w:right w:val="nil" w:sz="0" w:space="0" w:color="000000" tmln="20, 20, 20, 0, 0"/>
+              <w:tl2br w:val="nil" w:sz="0" w:space="0" w:color="000000" tmln="20, 20, 20, 0, 0"/>
+              <w:tr2bl w:val="nil" w:sz="0" w:space="0" w:color="000000" tmln="20, 20, 20, 0, 0"/>
+            </w:tcBorders>
+            <w:tmTcPr id="1765143960" protected="0"/>
           </w:tcPr>
           <w:p>
             <w:pPr>
@@ -1987,23 +1989,23 @@
         </w:trPr>
         <w:tc>
           <w:tcPr>
-            <w:tcW w:w="1250" w:type="pct"/>
-            <w:shd w:val="none"/>
-            <w:tcMar>
-              <w:top w:w="56" w:type="dxa"/>
-              <w:left w:w="56" w:type="dxa"/>
-              <w:bottom w:w="56" w:type="dxa"/>
-              <w:right w:w="56" w:type="dxa"/>
-            </w:tcMar>
-            <w:tcBorders>
-              <w:top w:val="nil" w:sz="0" w:space="0" w:color="000000" tmln="20, 20, 20, 0, 0"/>
-              <w:left w:val="nil" w:sz="0" w:space="0" w:color="000000" tmln="20, 20, 20, 0, 0"/>
-              <w:bottom w:val="nil" w:sz="0" w:space="0" w:color="000000" tmln="20, 20, 20, 0, 0"/>
-              <w:right w:val="nil" w:sz="0" w:space="0" w:color="000000" tmln="20, 20, 20, 0, 0"/>
-              <w:tl2br w:val="nil" w:sz="0" w:space="0" w:color="000000" tmln="20, 20, 20, 0, 0"/>
-              <w:tr2bl w:val="nil" w:sz="0" w:space="0" w:color="000000" tmln="20, 20, 20, 0, 0"/>
-            </w:tcBorders>
-            <w:tmTcPr id="1765140735" protected="0"/>
+            <w:tcW w:w="2410" w:type="dxa"/>
+            <w:shd w:val="none"/>
+            <w:tcMar>
+              <w:top w:w="56" w:type="dxa"/>
+              <w:left w:w="56" w:type="dxa"/>
+              <w:bottom w:w="56" w:type="dxa"/>
+              <w:right w:w="56" w:type="dxa"/>
+            </w:tcMar>
+            <w:tcBorders>
+              <w:top w:val="nil" w:sz="0" w:space="0" w:color="000000" tmln="20, 20, 20, 0, 0"/>
+              <w:left w:val="nil" w:sz="0" w:space="0" w:color="000000" tmln="20, 20, 20, 0, 0"/>
+              <w:bottom w:val="nil" w:sz="0" w:space="0" w:color="000000" tmln="20, 20, 20, 0, 0"/>
+              <w:right w:val="nil" w:sz="0" w:space="0" w:color="000000" tmln="20, 20, 20, 0, 0"/>
+              <w:tl2br w:val="nil" w:sz="0" w:space="0" w:color="000000" tmln="20, 20, 20, 0, 0"/>
+              <w:tr2bl w:val="nil" w:sz="0" w:space="0" w:color="000000" tmln="20, 20, 20, 0, 0"/>
+            </w:tcBorders>
+            <w:tmTcPr id="1765143960" protected="0"/>
           </w:tcPr>
           <w:p>
             <w:pPr>
@@ -2023,23 +2025,23 @@
         </w:tc>
         <w:tc>
           <w:tcPr>
-            <w:tcW w:w="1250" w:type="pct"/>
-            <w:shd w:val="none"/>
-            <w:tcMar>
-              <w:top w:w="56" w:type="dxa"/>
-              <w:left w:w="56" w:type="dxa"/>
-              <w:bottom w:w="56" w:type="dxa"/>
-              <w:right w:w="56" w:type="dxa"/>
-            </w:tcMar>
-            <w:tcBorders>
-              <w:top w:val="nil" w:sz="0" w:space="0" w:color="000000" tmln="20, 20, 20, 0, 0"/>
-              <w:left w:val="nil" w:sz="0" w:space="0" w:color="000000" tmln="20, 20, 20, 0, 0"/>
-              <w:bottom w:val="nil" w:sz="0" w:space="0" w:color="000000" tmln="20, 20, 20, 0, 0"/>
-              <w:right w:val="nil" w:sz="0" w:space="0" w:color="000000" tmln="20, 20, 20, 0, 0"/>
-              <w:tl2br w:val="nil" w:sz="0" w:space="0" w:color="000000" tmln="20, 20, 20, 0, 0"/>
-              <w:tr2bl w:val="nil" w:sz="0" w:space="0" w:color="000000" tmln="20, 20, 20, 0, 0"/>
-            </w:tcBorders>
-            <w:tmTcPr id="1765140735" protected="0"/>
+            <w:tcW w:w="2410" w:type="dxa"/>
+            <w:shd w:val="none"/>
+            <w:tcMar>
+              <w:top w:w="56" w:type="dxa"/>
+              <w:left w:w="56" w:type="dxa"/>
+              <w:bottom w:w="56" w:type="dxa"/>
+              <w:right w:w="56" w:type="dxa"/>
+            </w:tcMar>
+            <w:tcBorders>
+              <w:top w:val="nil" w:sz="0" w:space="0" w:color="000000" tmln="20, 20, 20, 0, 0"/>
+              <w:left w:val="nil" w:sz="0" w:space="0" w:color="000000" tmln="20, 20, 20, 0, 0"/>
+              <w:bottom w:val="nil" w:sz="0" w:space="0" w:color="000000" tmln="20, 20, 20, 0, 0"/>
+              <w:right w:val="nil" w:sz="0" w:space="0" w:color="000000" tmln="20, 20, 20, 0, 0"/>
+              <w:tl2br w:val="nil" w:sz="0" w:space="0" w:color="000000" tmln="20, 20, 20, 0, 0"/>
+              <w:tr2bl w:val="nil" w:sz="0" w:space="0" w:color="000000" tmln="20, 20, 20, 0, 0"/>
+            </w:tcBorders>
+            <w:tmTcPr id="1765143960" protected="0"/>
           </w:tcPr>
           <w:p>
             <w:pPr>
@@ -2059,23 +2061,23 @@
         </w:tc>
         <w:tc>
           <w:tcPr>
-            <w:tcW w:w="1250" w:type="pct"/>
-            <w:shd w:val="none"/>
-            <w:tcMar>
-              <w:top w:w="56" w:type="dxa"/>
-              <w:left w:w="56" w:type="dxa"/>
-              <w:bottom w:w="56" w:type="dxa"/>
-              <w:right w:w="56" w:type="dxa"/>
-            </w:tcMar>
-            <w:tcBorders>
-              <w:top w:val="nil" w:sz="0" w:space="0" w:color="000000" tmln="20, 20, 20, 0, 0"/>
-              <w:left w:val="nil" w:sz="0" w:space="0" w:color="000000" tmln="20, 20, 20, 0, 0"/>
-              <w:bottom w:val="nil" w:sz="0" w:space="0" w:color="000000" tmln="20, 20, 20, 0, 0"/>
-              <w:right w:val="nil" w:sz="0" w:space="0" w:color="000000" tmln="20, 20, 20, 0, 0"/>
-              <w:tl2br w:val="nil" w:sz="0" w:space="0" w:color="000000" tmln="20, 20, 20, 0, 0"/>
-              <w:tr2bl w:val="nil" w:sz="0" w:space="0" w:color="000000" tmln="20, 20, 20, 0, 0"/>
-            </w:tcBorders>
-            <w:tmTcPr id="1765140735" protected="0"/>
+            <w:tcW w:w="2410" w:type="dxa"/>
+            <w:shd w:val="none"/>
+            <w:tcMar>
+              <w:top w:w="56" w:type="dxa"/>
+              <w:left w:w="56" w:type="dxa"/>
+              <w:bottom w:w="56" w:type="dxa"/>
+              <w:right w:w="56" w:type="dxa"/>
+            </w:tcMar>
+            <w:tcBorders>
+              <w:top w:val="nil" w:sz="0" w:space="0" w:color="000000" tmln="20, 20, 20, 0, 0"/>
+              <w:left w:val="nil" w:sz="0" w:space="0" w:color="000000" tmln="20, 20, 20, 0, 0"/>
+              <w:bottom w:val="nil" w:sz="0" w:space="0" w:color="000000" tmln="20, 20, 20, 0, 0"/>
+              <w:right w:val="nil" w:sz="0" w:space="0" w:color="000000" tmln="20, 20, 20, 0, 0"/>
+              <w:tl2br w:val="nil" w:sz="0" w:space="0" w:color="000000" tmln="20, 20, 20, 0, 0"/>
+              <w:tr2bl w:val="nil" w:sz="0" w:space="0" w:color="000000" tmln="20, 20, 20, 0, 0"/>
+            </w:tcBorders>
+            <w:tmTcPr id="1765143960" protected="0"/>
           </w:tcPr>
           <w:p>
             <w:pPr>
@@ -2095,23 +2097,23 @@
         </w:tc>
         <w:tc>
           <w:tcPr>
-            <w:tcW w:w="1250" w:type="pct"/>
-            <w:shd w:val="none"/>
-            <w:tcMar>
-              <w:top w:w="56" w:type="dxa"/>
-              <w:left w:w="56" w:type="dxa"/>
-              <w:bottom w:w="56" w:type="dxa"/>
-              <w:right w:w="56" w:type="dxa"/>
-            </w:tcMar>
-            <w:tcBorders>
-              <w:top w:val="nil" w:sz="0" w:space="0" w:color="000000" tmln="20, 20, 20, 0, 0"/>
-              <w:left w:val="nil" w:sz="0" w:space="0" w:color="000000" tmln="20, 20, 20, 0, 0"/>
-              <w:bottom w:val="nil" w:sz="0" w:space="0" w:color="000000" tmln="20, 20, 20, 0, 0"/>
-              <w:right w:val="nil" w:sz="0" w:space="0" w:color="000000" tmln="20, 20, 20, 0, 0"/>
-              <w:tl2br w:val="nil" w:sz="0" w:space="0" w:color="000000" tmln="20, 20, 20, 0, 0"/>
-              <w:tr2bl w:val="nil" w:sz="0" w:space="0" w:color="000000" tmln="20, 20, 20, 0, 0"/>
-            </w:tcBorders>
-            <w:tmTcPr id="1765140735" protected="0"/>
+            <w:tcW w:w="2410" w:type="dxa"/>
+            <w:shd w:val="none"/>
+            <w:tcMar>
+              <w:top w:w="56" w:type="dxa"/>
+              <w:left w:w="56" w:type="dxa"/>
+              <w:bottom w:w="56" w:type="dxa"/>
+              <w:right w:w="56" w:type="dxa"/>
+            </w:tcMar>
+            <w:tcBorders>
+              <w:top w:val="nil" w:sz="0" w:space="0" w:color="000000" tmln="20, 20, 20, 0, 0"/>
+              <w:left w:val="nil" w:sz="0" w:space="0" w:color="000000" tmln="20, 20, 20, 0, 0"/>
+              <w:bottom w:val="nil" w:sz="0" w:space="0" w:color="000000" tmln="20, 20, 20, 0, 0"/>
+              <w:right w:val="nil" w:sz="0" w:space="0" w:color="000000" tmln="20, 20, 20, 0, 0"/>
+              <w:tl2br w:val="nil" w:sz="0" w:space="0" w:color="000000" tmln="20, 20, 20, 0, 0"/>
+              <w:tr2bl w:val="nil" w:sz="0" w:space="0" w:color="000000" tmln="20, 20, 20, 0, 0"/>
+            </w:tcBorders>
+            <w:tmTcPr id="1765143960" protected="0"/>
           </w:tcPr>
           <w:p>
             <w:pPr>
@@ -2159,12 +2161,15 @@
       </w:endnotePr>
       <w:type w:val="continuous"/>
       <w:pgSz w:h="16839" w:w="11907"/>
-      <w:pgMar w:left="1134" w:top="1134" w:right="1134" w:bottom="1134"/>
+      <w:pgMar w:left="1134" w:top="1134" w:right="1134" w:bottom="1134" w:header="0" w:footer="0"/>
       <w:paperSrc w:first="0" w:other="0" a="0" b="0"/>
       <w:pgNumType w:fmt="decimal"/>
       <w:tmGutter w:val="1"/>
       <w:mirrorMargins w:val="0"/>
       <w:tmSection w:h="-1"/>
+      <w:guidesAndGridMasterPages Id="0" numberOfVerticalGuides="0" numberOfHorizontalGuides="0"/>
+      <w:guidesAndGridMasterPages Id="1" numberOfVerticalGuides="0" numberOfHorizontalGuides="0"/>
+      <w:guidesAndGridMasterPages Id="2" numberOfVerticalGuides="0" numberOfHorizontalGuides="0"/>
     </w:sectPr>
   </w:body>
 </w:document>

--- a/docs/architecture/ein Verzeichnis, eine Kategorie, eine Logik.docx
+++ b/docs/architecture/ein Verzeichnis, eine Kategorie, eine Logik.docx
@@ -42,7 +42,7 @@
               <w:tl2br w:val="nil" w:sz="0" w:space="0" w:color="000000" tmln="20, 20, 20, 0, 0"/>
               <w:tr2bl w:val="nil" w:sz="0" w:space="0" w:color="000000" tmln="20, 20, 20, 0, 0"/>
             </w:tcBorders>
-            <w:tmTcPr id="1765143960" protected="0"/>
+            <w:tmTcPr id="1772410002" protected="0"/>
           </w:tcPr>
           <w:p>
             <w:pPr>
@@ -78,7 +78,7 @@
               <w:tl2br w:val="nil" w:sz="0" w:space="0" w:color="000000" tmln="20, 20, 20, 0, 0"/>
               <w:tr2bl w:val="nil" w:sz="0" w:space="0" w:color="000000" tmln="20, 20, 20, 0, 0"/>
             </w:tcBorders>
-            <w:tmTcPr id="1765143960" protected="0"/>
+            <w:tmTcPr id="1772410002" protected="0"/>
           </w:tcPr>
           <w:p>
             <w:pPr>
@@ -114,7 +114,7 @@
               <w:tl2br w:val="nil" w:sz="0" w:space="0" w:color="000000" tmln="20, 20, 20, 0, 0"/>
               <w:tr2bl w:val="nil" w:sz="0" w:space="0" w:color="000000" tmln="20, 20, 20, 0, 0"/>
             </w:tcBorders>
-            <w:tmTcPr id="1765143960" protected="0"/>
+            <w:tmTcPr id="1772410002" protected="0"/>
           </w:tcPr>
           <w:p>
             <w:pPr>
@@ -150,7 +150,7 @@
               <w:tl2br w:val="nil" w:sz="0" w:space="0" w:color="000000" tmln="20, 20, 20, 0, 0"/>
               <w:tr2bl w:val="nil" w:sz="0" w:space="0" w:color="000000" tmln="20, 20, 20, 0, 0"/>
             </w:tcBorders>
-            <w:tmTcPr id="1765143960" protected="0"/>
+            <w:tmTcPr id="1772410002" protected="0"/>
           </w:tcPr>
           <w:p>
             <w:pPr>
@@ -193,7 +193,7 @@
               <w:tl2br w:val="nil" w:sz="0" w:space="0" w:color="000000" tmln="20, 20, 20, 0, 0"/>
               <w:tr2bl w:val="nil" w:sz="0" w:space="0" w:color="000000" tmln="20, 20, 20, 0, 0"/>
             </w:tcBorders>
-            <w:tmTcPr id="1765143960" protected="0"/>
+            <w:tmTcPr id="1772410002" protected="0"/>
           </w:tcPr>
           <w:p>
             <w:pPr>
@@ -229,7 +229,7 @@
               <w:tl2br w:val="nil" w:sz="0" w:space="0" w:color="000000" tmln="20, 20, 20, 0, 0"/>
               <w:tr2bl w:val="nil" w:sz="0" w:space="0" w:color="000000" tmln="20, 20, 20, 0, 0"/>
             </w:tcBorders>
-            <w:tmTcPr id="1765143960" protected="0"/>
+            <w:tmTcPr id="1772410002" protected="0"/>
           </w:tcPr>
           <w:p>
             <w:pPr>
@@ -265,7 +265,7 @@
               <w:tl2br w:val="nil" w:sz="0" w:space="0" w:color="000000" tmln="20, 20, 20, 0, 0"/>
               <w:tr2bl w:val="nil" w:sz="0" w:space="0" w:color="000000" tmln="20, 20, 20, 0, 0"/>
             </w:tcBorders>
-            <w:tmTcPr id="1765143960" protected="0"/>
+            <w:tmTcPr id="1772410002" protected="0"/>
           </w:tcPr>
           <w:p>
             <w:pPr>
@@ -301,7 +301,7 @@
               <w:tl2br w:val="nil" w:sz="0" w:space="0" w:color="000000" tmln="20, 20, 20, 0, 0"/>
               <w:tr2bl w:val="nil" w:sz="0" w:space="0" w:color="000000" tmln="20, 20, 20, 0, 0"/>
             </w:tcBorders>
-            <w:tmTcPr id="1765143960" protected="0"/>
+            <w:tmTcPr id="1772410002" protected="0"/>
           </w:tcPr>
           <w:p>
             <w:pPr>
@@ -344,7 +344,7 @@
               <w:tl2br w:val="nil" w:sz="0" w:space="0" w:color="000000" tmln="20, 20, 20, 0, 0"/>
               <w:tr2bl w:val="nil" w:sz="0" w:space="0" w:color="000000" tmln="20, 20, 20, 0, 0"/>
             </w:tcBorders>
-            <w:tmTcPr id="1765143960" protected="0"/>
+            <w:tmTcPr id="1772410002" protected="0"/>
           </w:tcPr>
           <w:p>
             <w:pPr>
@@ -380,7 +380,7 @@
               <w:tl2br w:val="nil" w:sz="0" w:space="0" w:color="000000" tmln="20, 20, 20, 0, 0"/>
               <w:tr2bl w:val="nil" w:sz="0" w:space="0" w:color="000000" tmln="20, 20, 20, 0, 0"/>
             </w:tcBorders>
-            <w:tmTcPr id="1765143960" protected="0"/>
+            <w:tmTcPr id="1772410002" protected="0"/>
           </w:tcPr>
           <w:p>
             <w:pPr>
@@ -416,7 +416,7 @@
               <w:tl2br w:val="nil" w:sz="0" w:space="0" w:color="000000" tmln="20, 20, 20, 0, 0"/>
               <w:tr2bl w:val="nil" w:sz="0" w:space="0" w:color="000000" tmln="20, 20, 20, 0, 0"/>
             </w:tcBorders>
-            <w:tmTcPr id="1765143960" protected="0"/>
+            <w:tmTcPr id="1772410002" protected="0"/>
           </w:tcPr>
           <w:p>
             <w:pPr>
@@ -452,7 +452,7 @@
               <w:tl2br w:val="nil" w:sz="0" w:space="0" w:color="000000" tmln="20, 20, 20, 0, 0"/>
               <w:tr2bl w:val="nil" w:sz="0" w:space="0" w:color="000000" tmln="20, 20, 20, 0, 0"/>
             </w:tcBorders>
-            <w:tmTcPr id="1765143960" protected="0"/>
+            <w:tmTcPr id="1772410002" protected="0"/>
           </w:tcPr>
           <w:p>
             <w:pPr>
@@ -495,7 +495,7 @@
               <w:tl2br w:val="nil" w:sz="0" w:space="0" w:color="000000" tmln="20, 20, 20, 0, 0"/>
               <w:tr2bl w:val="nil" w:sz="0" w:space="0" w:color="000000" tmln="20, 20, 20, 0, 0"/>
             </w:tcBorders>
-            <w:tmTcPr id="1765143960" protected="0"/>
+            <w:tmTcPr id="1772410002" protected="0"/>
           </w:tcPr>
           <w:p>
             <w:pPr>
@@ -531,7 +531,7 @@
               <w:tl2br w:val="nil" w:sz="0" w:space="0" w:color="000000" tmln="20, 20, 20, 0, 0"/>
               <w:tr2bl w:val="nil" w:sz="0" w:space="0" w:color="000000" tmln="20, 20, 20, 0, 0"/>
             </w:tcBorders>
-            <w:tmTcPr id="1765143960" protected="0"/>
+            <w:tmTcPr id="1772410002" protected="0"/>
           </w:tcPr>
           <w:p>
             <w:pPr>
@@ -567,7 +567,7 @@
               <w:tl2br w:val="nil" w:sz="0" w:space="0" w:color="000000" tmln="20, 20, 20, 0, 0"/>
               <w:tr2bl w:val="nil" w:sz="0" w:space="0" w:color="000000" tmln="20, 20, 20, 0, 0"/>
             </w:tcBorders>
-            <w:tmTcPr id="1765143960" protected="0"/>
+            <w:tmTcPr id="1772410002" protected="0"/>
           </w:tcPr>
           <w:p>
             <w:pPr>
@@ -603,7 +603,7 @@
               <w:tl2br w:val="nil" w:sz="0" w:space="0" w:color="000000" tmln="20, 20, 20, 0, 0"/>
               <w:tr2bl w:val="nil" w:sz="0" w:space="0" w:color="000000" tmln="20, 20, 20, 0, 0"/>
             </w:tcBorders>
-            <w:tmTcPr id="1765143960" protected="0"/>
+            <w:tmTcPr id="1772410002" protected="0"/>
           </w:tcPr>
           <w:p>
             <w:pPr>
@@ -646,7 +646,7 @@
               <w:tl2br w:val="nil" w:sz="0" w:space="0" w:color="000000" tmln="20, 20, 20, 0, 0"/>
               <w:tr2bl w:val="nil" w:sz="0" w:space="0" w:color="000000" tmln="20, 20, 20, 0, 0"/>
             </w:tcBorders>
-            <w:tmTcPr id="1765143960" protected="0"/>
+            <w:tmTcPr id="1772410002" protected="0"/>
           </w:tcPr>
           <w:p>
             <w:pPr>
@@ -682,7 +682,7 @@
               <w:tl2br w:val="nil" w:sz="0" w:space="0" w:color="000000" tmln="20, 20, 20, 0, 0"/>
               <w:tr2bl w:val="nil" w:sz="0" w:space="0" w:color="000000" tmln="20, 20, 20, 0, 0"/>
             </w:tcBorders>
-            <w:tmTcPr id="1765143960" protected="0"/>
+            <w:tmTcPr id="1772410002" protected="0"/>
           </w:tcPr>
           <w:p>
             <w:pPr>
@@ -718,7 +718,7 @@
               <w:tl2br w:val="nil" w:sz="0" w:space="0" w:color="000000" tmln="20, 20, 20, 0, 0"/>
               <w:tr2bl w:val="nil" w:sz="0" w:space="0" w:color="000000" tmln="20, 20, 20, 0, 0"/>
             </w:tcBorders>
-            <w:tmTcPr id="1765143960" protected="0"/>
+            <w:tmTcPr id="1772410002" protected="0"/>
           </w:tcPr>
           <w:p>
             <w:pPr>
@@ -754,7 +754,7 @@
               <w:tl2br w:val="nil" w:sz="0" w:space="0" w:color="000000" tmln="20, 20, 20, 0, 0"/>
               <w:tr2bl w:val="nil" w:sz="0" w:space="0" w:color="000000" tmln="20, 20, 20, 0, 0"/>
             </w:tcBorders>
-            <w:tmTcPr id="1765143960" protected="0"/>
+            <w:tmTcPr id="1772410002" protected="0"/>
           </w:tcPr>
           <w:p>
             <w:pPr>
@@ -797,7 +797,7 @@
               <w:tl2br w:val="nil" w:sz="0" w:space="0" w:color="000000" tmln="20, 20, 20, 0, 0"/>
               <w:tr2bl w:val="nil" w:sz="0" w:space="0" w:color="000000" tmln="20, 20, 20, 0, 0"/>
             </w:tcBorders>
-            <w:tmTcPr id="1765143960" protected="0"/>
+            <w:tmTcPr id="1772410002" protected="0"/>
           </w:tcPr>
           <w:p>
             <w:pPr>
@@ -833,7 +833,7 @@
               <w:tl2br w:val="nil" w:sz="0" w:space="0" w:color="000000" tmln="20, 20, 20, 0, 0"/>
               <w:tr2bl w:val="nil" w:sz="0" w:space="0" w:color="000000" tmln="20, 20, 20, 0, 0"/>
             </w:tcBorders>
-            <w:tmTcPr id="1765143960" protected="0"/>
+            <w:tmTcPr id="1772410002" protected="0"/>
           </w:tcPr>
           <w:p>
             <w:pPr>
@@ -869,7 +869,7 @@
               <w:tl2br w:val="nil" w:sz="0" w:space="0" w:color="000000" tmln="20, 20, 20, 0, 0"/>
               <w:tr2bl w:val="nil" w:sz="0" w:space="0" w:color="000000" tmln="20, 20, 20, 0, 0"/>
             </w:tcBorders>
-            <w:tmTcPr id="1765143960" protected="0"/>
+            <w:tmTcPr id="1772410002" protected="0"/>
           </w:tcPr>
           <w:p>
             <w:pPr>
@@ -905,7 +905,7 @@
               <w:tl2br w:val="nil" w:sz="0" w:space="0" w:color="000000" tmln="20, 20, 20, 0, 0"/>
               <w:tr2bl w:val="nil" w:sz="0" w:space="0" w:color="000000" tmln="20, 20, 20, 0, 0"/>
             </w:tcBorders>
-            <w:tmTcPr id="1765143960" protected="0"/>
+            <w:tmTcPr id="1772410002" protected="0"/>
           </w:tcPr>
           <w:p>
             <w:pPr>
@@ -948,7 +948,7 @@
               <w:tl2br w:val="nil" w:sz="0" w:space="0" w:color="000000" tmln="20, 20, 20, 0, 0"/>
               <w:tr2bl w:val="nil" w:sz="0" w:space="0" w:color="000000" tmln="20, 20, 20, 0, 0"/>
             </w:tcBorders>
-            <w:tmTcPr id="1765143960" protected="0"/>
+            <w:tmTcPr id="1772410002" protected="0"/>
           </w:tcPr>
           <w:p>
             <w:pPr>
@@ -984,7 +984,7 @@
               <w:tl2br w:val="nil" w:sz="0" w:space="0" w:color="000000" tmln="20, 20, 20, 0, 0"/>
               <w:tr2bl w:val="nil" w:sz="0" w:space="0" w:color="000000" tmln="20, 20, 20, 0, 0"/>
             </w:tcBorders>
-            <w:tmTcPr id="1765143960" protected="0"/>
+            <w:tmTcPr id="1772410002" protected="0"/>
           </w:tcPr>
           <w:p>
             <w:pPr>
@@ -1020,7 +1020,7 @@
               <w:tl2br w:val="nil" w:sz="0" w:space="0" w:color="000000" tmln="20, 20, 20, 0, 0"/>
               <w:tr2bl w:val="nil" w:sz="0" w:space="0" w:color="000000" tmln="20, 20, 20, 0, 0"/>
             </w:tcBorders>
-            <w:tmTcPr id="1765143960" protected="0"/>
+            <w:tmTcPr id="1772410002" protected="0"/>
           </w:tcPr>
           <w:p>
             <w:pPr>
@@ -1056,7 +1056,7 @@
               <w:tl2br w:val="nil" w:sz="0" w:space="0" w:color="000000" tmln="20, 20, 20, 0, 0"/>
               <w:tr2bl w:val="nil" w:sz="0" w:space="0" w:color="000000" tmln="20, 20, 20, 0, 0"/>
             </w:tcBorders>
-            <w:tmTcPr id="1765143960" protected="0"/>
+            <w:tmTcPr id="1772410002" protected="0"/>
           </w:tcPr>
           <w:p>
             <w:pPr>
@@ -1099,7 +1099,7 @@
               <w:tl2br w:val="nil" w:sz="0" w:space="0" w:color="000000" tmln="20, 20, 20, 0, 0"/>
               <w:tr2bl w:val="nil" w:sz="0" w:space="0" w:color="000000" tmln="20, 20, 20, 0, 0"/>
             </w:tcBorders>
-            <w:tmTcPr id="1765143960" protected="0"/>
+            <w:tmTcPr id="1772410002" protected="0"/>
           </w:tcPr>
           <w:p>
             <w:pPr>
@@ -1135,7 +1135,7 @@
               <w:tl2br w:val="nil" w:sz="0" w:space="0" w:color="000000" tmln="20, 20, 20, 0, 0"/>
               <w:tr2bl w:val="nil" w:sz="0" w:space="0" w:color="000000" tmln="20, 20, 20, 0, 0"/>
             </w:tcBorders>
-            <w:tmTcPr id="1765143960" protected="0"/>
+            <w:tmTcPr id="1772410002" protected="0"/>
           </w:tcPr>
           <w:p>
             <w:pPr>
@@ -1171,7 +1171,7 @@
               <w:tl2br w:val="nil" w:sz="0" w:space="0" w:color="000000" tmln="20, 20, 20, 0, 0"/>
               <w:tr2bl w:val="nil" w:sz="0" w:space="0" w:color="000000" tmln="20, 20, 20, 0, 0"/>
             </w:tcBorders>
-            <w:tmTcPr id="1765143960" protected="0"/>
+            <w:tmTcPr id="1772410002" protected="0"/>
           </w:tcPr>
           <w:p>
             <w:pPr>
@@ -1207,7 +1207,7 @@
               <w:tl2br w:val="nil" w:sz="0" w:space="0" w:color="000000" tmln="20, 20, 20, 0, 0"/>
               <w:tr2bl w:val="nil" w:sz="0" w:space="0" w:color="000000" tmln="20, 20, 20, 0, 0"/>
             </w:tcBorders>
-            <w:tmTcPr id="1765143960" protected="0"/>
+            <w:tmTcPr id="1772410002" protected="0"/>
           </w:tcPr>
           <w:p>
             <w:pPr>
@@ -1250,7 +1250,7 @@
               <w:tl2br w:val="nil" w:sz="0" w:space="0" w:color="000000" tmln="20, 20, 20, 0, 0"/>
               <w:tr2bl w:val="nil" w:sz="0" w:space="0" w:color="000000" tmln="20, 20, 20, 0, 0"/>
             </w:tcBorders>
-            <w:tmTcPr id="1765143960" protected="0"/>
+            <w:tmTcPr id="1772410002" protected="0"/>
           </w:tcPr>
           <w:p>
             <w:pPr>
@@ -1286,7 +1286,7 @@
               <w:tl2br w:val="nil" w:sz="0" w:space="0" w:color="000000" tmln="20, 20, 20, 0, 0"/>
               <w:tr2bl w:val="nil" w:sz="0" w:space="0" w:color="000000" tmln="20, 20, 20, 0, 0"/>
             </w:tcBorders>
-            <w:tmTcPr id="1765143960" protected="0"/>
+            <w:tmTcPr id="1772410002" protected="0"/>
           </w:tcPr>
           <w:p>
             <w:pPr>
@@ -1322,7 +1322,7 @@
               <w:tl2br w:val="nil" w:sz="0" w:space="0" w:color="000000" tmln="20, 20, 20, 0, 0"/>
               <w:tr2bl w:val="nil" w:sz="0" w:space="0" w:color="000000" tmln="20, 20, 20, 0, 0"/>
             </w:tcBorders>
-            <w:tmTcPr id="1765143960" protected="0"/>
+            <w:tmTcPr id="1772410002" protected="0"/>
           </w:tcPr>
           <w:p>
             <w:pPr>
@@ -1358,7 +1358,7 @@
               <w:tl2br w:val="nil" w:sz="0" w:space="0" w:color="000000" tmln="20, 20, 20, 0, 0"/>
               <w:tr2bl w:val="nil" w:sz="0" w:space="0" w:color="000000" tmln="20, 20, 20, 0, 0"/>
             </w:tcBorders>
-            <w:tmTcPr id="1765143960" protected="0"/>
+            <w:tmTcPr id="1772410002" protected="0"/>
           </w:tcPr>
           <w:p>
             <w:pPr>
@@ -1401,7 +1401,7 @@
               <w:tl2br w:val="nil" w:sz="0" w:space="0" w:color="000000" tmln="20, 20, 20, 0, 0"/>
               <w:tr2bl w:val="nil" w:sz="0" w:space="0" w:color="000000" tmln="20, 20, 20, 0, 0"/>
             </w:tcBorders>
-            <w:tmTcPr id="1765143960" protected="0"/>
+            <w:tmTcPr id="1772410002" protected="0"/>
           </w:tcPr>
           <w:p>
             <w:pPr>
@@ -1437,7 +1437,7 @@
               <w:tl2br w:val="nil" w:sz="0" w:space="0" w:color="000000" tmln="20, 20, 20, 0, 0"/>
               <w:tr2bl w:val="nil" w:sz="0" w:space="0" w:color="000000" tmln="20, 20, 20, 0, 0"/>
             </w:tcBorders>
-            <w:tmTcPr id="1765143960" protected="0"/>
+            <w:tmTcPr id="1772410002" protected="0"/>
           </w:tcPr>
           <w:p>
             <w:pPr>
@@ -1473,7 +1473,7 @@
               <w:tl2br w:val="nil" w:sz="0" w:space="0" w:color="000000" tmln="20, 20, 20, 0, 0"/>
               <w:tr2bl w:val="nil" w:sz="0" w:space="0" w:color="000000" tmln="20, 20, 20, 0, 0"/>
             </w:tcBorders>
-            <w:tmTcPr id="1765143960" protected="0"/>
+            <w:tmTcPr id="1772410002" protected="0"/>
           </w:tcPr>
           <w:p>
             <w:pPr>
@@ -1509,7 +1509,7 @@
               <w:tl2br w:val="nil" w:sz="0" w:space="0" w:color="000000" tmln="20, 20, 20, 0, 0"/>
               <w:tr2bl w:val="nil" w:sz="0" w:space="0" w:color="000000" tmln="20, 20, 20, 0, 0"/>
             </w:tcBorders>
-            <w:tmTcPr id="1765143960" protected="0"/>
+            <w:tmTcPr id="1772410002" protected="0"/>
           </w:tcPr>
           <w:p>
             <w:pPr>
@@ -1552,7 +1552,7 @@
               <w:tl2br w:val="nil" w:sz="0" w:space="0" w:color="000000" tmln="20, 20, 20, 0, 0"/>
               <w:tr2bl w:val="nil" w:sz="0" w:space="0" w:color="000000" tmln="20, 20, 20, 0, 0"/>
             </w:tcBorders>
-            <w:tmTcPr id="1765143960" protected="0"/>
+            <w:tmTcPr id="1772410002" protected="0"/>
           </w:tcPr>
           <w:p>
             <w:pPr>
@@ -1588,7 +1588,7 @@
               <w:tl2br w:val="nil" w:sz="0" w:space="0" w:color="000000" tmln="20, 20, 20, 0, 0"/>
               <w:tr2bl w:val="nil" w:sz="0" w:space="0" w:color="000000" tmln="20, 20, 20, 0, 0"/>
             </w:tcBorders>
-            <w:tmTcPr id="1765143960" protected="0"/>
+            <w:tmTcPr id="1772410002" protected="0"/>
           </w:tcPr>
           <w:p>
             <w:pPr>
@@ -1624,7 +1624,7 @@
               <w:tl2br w:val="nil" w:sz="0" w:space="0" w:color="000000" tmln="20, 20, 20, 0, 0"/>
               <w:tr2bl w:val="nil" w:sz="0" w:space="0" w:color="000000" tmln="20, 20, 20, 0, 0"/>
             </w:tcBorders>
-            <w:tmTcPr id="1765143960" protected="0"/>
+            <w:tmTcPr id="1772410002" protected="0"/>
           </w:tcPr>
           <w:p>
             <w:pPr>
@@ -1660,7 +1660,7 @@
               <w:tl2br w:val="nil" w:sz="0" w:space="0" w:color="000000" tmln="20, 20, 20, 0, 0"/>
               <w:tr2bl w:val="nil" w:sz="0" w:space="0" w:color="000000" tmln="20, 20, 20, 0, 0"/>
             </w:tcBorders>
-            <w:tmTcPr id="1765143960" protected="0"/>
+            <w:tmTcPr id="1772410002" protected="0"/>
           </w:tcPr>
           <w:p>
             <w:pPr>
@@ -1703,7 +1703,7 @@
               <w:tl2br w:val="nil" w:sz="0" w:space="0" w:color="000000" tmln="20, 20, 20, 0, 0"/>
               <w:tr2bl w:val="nil" w:sz="0" w:space="0" w:color="000000" tmln="20, 20, 20, 0, 0"/>
             </w:tcBorders>
-            <w:tmTcPr id="1765143960" protected="0"/>
+            <w:tmTcPr id="1772410002" protected="0"/>
           </w:tcPr>
           <w:p>
             <w:pPr>
@@ -1739,7 +1739,7 @@
               <w:tl2br w:val="nil" w:sz="0" w:space="0" w:color="000000" tmln="20, 20, 20, 0, 0"/>
               <w:tr2bl w:val="nil" w:sz="0" w:space="0" w:color="000000" tmln="20, 20, 20, 0, 0"/>
             </w:tcBorders>
-            <w:tmTcPr id="1765143960" protected="0"/>
+            <w:tmTcPr id="1772410002" protected="0"/>
           </w:tcPr>
           <w:p>
             <w:pPr>
@@ -1775,7 +1775,7 @@
               <w:tl2br w:val="nil" w:sz="0" w:space="0" w:color="000000" tmln="20, 20, 20, 0, 0"/>
               <w:tr2bl w:val="nil" w:sz="0" w:space="0" w:color="000000" tmln="20, 20, 20, 0, 0"/>
             </w:tcBorders>
-            <w:tmTcPr id="1765143960" protected="0"/>
+            <w:tmTcPr id="1772410002" protected="0"/>
           </w:tcPr>
           <w:p>
             <w:pPr>
@@ -1811,7 +1811,7 @@
               <w:tl2br w:val="nil" w:sz="0" w:space="0" w:color="000000" tmln="20, 20, 20, 0, 0"/>
               <w:tr2bl w:val="nil" w:sz="0" w:space="0" w:color="000000" tmln="20, 20, 20, 0, 0"/>
             </w:tcBorders>
-            <w:tmTcPr id="1765143960" protected="0"/>
+            <w:tmTcPr id="1772410002" protected="0"/>
           </w:tcPr>
           <w:p>
             <w:pPr>
@@ -1854,7 +1854,7 @@
               <w:tl2br w:val="nil" w:sz="0" w:space="0" w:color="000000" tmln="20, 20, 20, 0, 0"/>
               <w:tr2bl w:val="nil" w:sz="0" w:space="0" w:color="000000" tmln="20, 20, 20, 0, 0"/>
             </w:tcBorders>
-            <w:tmTcPr id="1765143960" protected="0"/>
+            <w:tmTcPr id="1772410002" protected="0"/>
           </w:tcPr>
           <w:p>
             <w:pPr>
@@ -1890,7 +1890,7 @@
               <w:tl2br w:val="nil" w:sz="0" w:space="0" w:color="000000" tmln="20, 20, 20, 0, 0"/>
               <w:tr2bl w:val="nil" w:sz="0" w:space="0" w:color="000000" tmln="20, 20, 20, 0, 0"/>
             </w:tcBorders>
-            <w:tmTcPr id="1765143960" protected="0"/>
+            <w:tmTcPr id="1772410002" protected="0"/>
           </w:tcPr>
           <w:p>
             <w:pPr>
@@ -1926,7 +1926,7 @@
               <w:tl2br w:val="nil" w:sz="0" w:space="0" w:color="000000" tmln="20, 20, 20, 0, 0"/>
               <w:tr2bl w:val="nil" w:sz="0" w:space="0" w:color="000000" tmln="20, 20, 20, 0, 0"/>
             </w:tcBorders>
-            <w:tmTcPr id="1765143960" protected="0"/>
+            <w:tmTcPr id="1772410002" protected="0"/>
           </w:tcPr>
           <w:p>
             <w:pPr>
@@ -1962,7 +1962,7 @@
               <w:tl2br w:val="nil" w:sz="0" w:space="0" w:color="000000" tmln="20, 20, 20, 0, 0"/>
               <w:tr2bl w:val="nil" w:sz="0" w:space="0" w:color="000000" tmln="20, 20, 20, 0, 0"/>
             </w:tcBorders>
-            <w:tmTcPr id="1765143960" protected="0"/>
+            <w:tmTcPr id="1772410002" protected="0"/>
           </w:tcPr>
           <w:p>
             <w:pPr>
@@ -2005,79 +2005,61 @@
               <w:tl2br w:val="nil" w:sz="0" w:space="0" w:color="000000" tmln="20, 20, 20, 0, 0"/>
               <w:tr2bl w:val="nil" w:sz="0" w:space="0" w:color="000000" tmln="20, 20, 20, 0, 0"/>
             </w:tcBorders>
-            <w:tmTcPr id="1765143960" protected="0"/>
-          </w:tcPr>
-          <w:p>
-            <w:pPr>
-              <w:pBdr>
-                <w:top w:val="nil" w:sz="0" w:space="0" w:color="000000" tmln="20, 20, 20, 0, 0"/>
-                <w:left w:val="nil" w:sz="0" w:space="0" w:color="000000" tmln="20, 20, 20, 0, 0"/>
-                <w:bottom w:val="nil" w:sz="0" w:space="0" w:color="000000" tmln="20, 20, 20, 0, 0"/>
-                <w:right w:val="nil" w:sz="0" w:space="0" w:color="000000" tmln="20, 20, 20, 0, 0"/>
-                <w:between w:val="nil" w:sz="0" w:space="0" w:color="000000" tmln="20, 20, 20, 0, 0"/>
-              </w:pBdr>
-              <w:shd w:val="none"/>
-            </w:pPr>
-            <w:r>
-              <w:t>main_skyguard.cpp</w:t>
-            </w:r>
-          </w:p>
-        </w:tc>
-        <w:tc>
-          <w:tcPr>
-            <w:tcW w:w="2410" w:type="dxa"/>
-            <w:shd w:val="none"/>
-            <w:tcMar>
-              <w:top w:w="56" w:type="dxa"/>
-              <w:left w:w="56" w:type="dxa"/>
-              <w:bottom w:w="56" w:type="dxa"/>
-              <w:right w:w="56" w:type="dxa"/>
-            </w:tcMar>
-            <w:tcBorders>
-              <w:top w:val="nil" w:sz="0" w:space="0" w:color="000000" tmln="20, 20, 20, 0, 0"/>
-              <w:left w:val="nil" w:sz="0" w:space="0" w:color="000000" tmln="20, 20, 20, 0, 0"/>
-              <w:bottom w:val="nil" w:sz="0" w:space="0" w:color="000000" tmln="20, 20, 20, 0, 0"/>
-              <w:right w:val="nil" w:sz="0" w:space="0" w:color="000000" tmln="20, 20, 20, 0, 0"/>
-              <w:tl2br w:val="nil" w:sz="0" w:space="0" w:color="000000" tmln="20, 20, 20, 0, 0"/>
-              <w:tr2bl w:val="nil" w:sz="0" w:space="0" w:color="000000" tmln="20, 20, 20, 0, 0"/>
-            </w:tcBorders>
-            <w:tmTcPr id="1765143960" protected="0"/>
-          </w:tcPr>
-          <w:p>
-            <w:pPr>
-              <w:pBdr>
-                <w:top w:val="nil" w:sz="0" w:space="0" w:color="000000" tmln="20, 20, 20, 0, 0"/>
-                <w:left w:val="nil" w:sz="0" w:space="0" w:color="000000" tmln="20, 20, 20, 0, 0"/>
-                <w:bottom w:val="nil" w:sz="0" w:space="0" w:color="000000" tmln="20, 20, 20, 0, 0"/>
-                <w:right w:val="nil" w:sz="0" w:space="0" w:color="000000" tmln="20, 20, 20, 0, 0"/>
-                <w:between w:val="nil" w:sz="0" w:space="0" w:color="000000" tmln="20, 20, 20, 0, 0"/>
-              </w:pBdr>
-              <w:shd w:val="none"/>
-            </w:pPr>
-            <w:r>
-              <w:t>глобальный :: + core::...</w:t>
-            </w:r>
-          </w:p>
-        </w:tc>
-        <w:tc>
-          <w:tcPr>
-            <w:tcW w:w="2410" w:type="dxa"/>
-            <w:shd w:val="none"/>
-            <w:tcMar>
-              <w:top w:w="56" w:type="dxa"/>
-              <w:left w:w="56" w:type="dxa"/>
-              <w:bottom w:w="56" w:type="dxa"/>
-              <w:right w:w="56" w:type="dxa"/>
-            </w:tcMar>
-            <w:tcBorders>
-              <w:top w:val="nil" w:sz="0" w:space="0" w:color="000000" tmln="20, 20, 20, 0, 0"/>
-              <w:left w:val="nil" w:sz="0" w:space="0" w:color="000000" tmln="20, 20, 20, 0, 0"/>
-              <w:bottom w:val="nil" w:sz="0" w:space="0" w:color="000000" tmln="20, 20, 20, 0, 0"/>
-              <w:right w:val="nil" w:sz="0" w:space="0" w:color="000000" tmln="20, 20, 20, 0, 0"/>
-              <w:tl2br w:val="nil" w:sz="0" w:space="0" w:color="000000" tmln="20, 20, 20, 0, 0"/>
-              <w:tr2bl w:val="nil" w:sz="0" w:space="0" w:color="000000" tmln="20, 20, 20, 0, 0"/>
-            </w:tcBorders>
-            <w:tmTcPr id="1765143960" protected="0"/>
+            <w:tmTcPr id="1772410002" protected="0"/>
+          </w:tcPr>
+          <w:p>
+            <w:pPr/>
+            <w:r>
+              <w:t>core/runtime/entry/*</w:t>
+            </w:r>
+          </w:p>
+        </w:tc>
+        <w:tc>
+          <w:tcPr>
+            <w:tcW w:w="2410" w:type="dxa"/>
+            <w:shd w:val="none"/>
+            <w:tcMar>
+              <w:top w:w="56" w:type="dxa"/>
+              <w:left w:w="56" w:type="dxa"/>
+              <w:bottom w:w="56" w:type="dxa"/>
+              <w:right w:w="56" w:type="dxa"/>
+            </w:tcMar>
+            <w:tcBorders>
+              <w:top w:val="nil" w:sz="0" w:space="0" w:color="000000" tmln="20, 20, 20, 0, 0"/>
+              <w:left w:val="nil" w:sz="0" w:space="0" w:color="000000" tmln="20, 20, 20, 0, 0"/>
+              <w:bottom w:val="nil" w:sz="0" w:space="0" w:color="000000" tmln="20, 20, 20, 0, 0"/>
+              <w:right w:val="nil" w:sz="0" w:space="0" w:color="000000" tmln="20, 20, 20, 0, 0"/>
+              <w:tl2br w:val="nil" w:sz="0" w:space="0" w:color="000000" tmln="20, 20, 20, 0, 0"/>
+              <w:tr2bl w:val="nil" w:sz="0" w:space="0" w:color="000000" tmln="20, 20, 20, 0, 0"/>
+            </w:tcBorders>
+            <w:tmTcPr id="1772410002" protected="0"/>
+          </w:tcPr>
+          <w:p>
+            <w:pPr/>
+            <w:r>
+              <w:t>core::runtime::entry</w:t>
+            </w:r>
+          </w:p>
+        </w:tc>
+        <w:tc>
+          <w:tcPr>
+            <w:tcW w:w="2410" w:type="dxa"/>
+            <w:shd w:val="none"/>
+            <w:tcMar>
+              <w:top w:w="56" w:type="dxa"/>
+              <w:left w:w="56" w:type="dxa"/>
+              <w:bottom w:w="56" w:type="dxa"/>
+              <w:right w:w="56" w:type="dxa"/>
+            </w:tcMar>
+            <w:tcBorders>
+              <w:top w:val="nil" w:sz="0" w:space="0" w:color="000000" tmln="20, 20, 20, 0, 0"/>
+              <w:left w:val="nil" w:sz="0" w:space="0" w:color="000000" tmln="20, 20, 20, 0, 0"/>
+              <w:bottom w:val="nil" w:sz="0" w:space="0" w:color="000000" tmln="20, 20, 20, 0, 0"/>
+              <w:right w:val="nil" w:sz="0" w:space="0" w:color="000000" tmln="20, 20, 20, 0, 0"/>
+              <w:tl2br w:val="nil" w:sz="0" w:space="0" w:color="000000" tmln="20, 20, 20, 0, 0"/>
+              <w:tr2bl w:val="nil" w:sz="0" w:space="0" w:color="000000" tmln="20, 20, 20, 0, 0"/>
+            </w:tcBorders>
+            <w:tmTcPr id="1772410002" protected="0"/>
           </w:tcPr>
           <w:p>
             <w:pPr>
@@ -2113,21 +2095,12 @@
               <w:tl2br w:val="nil" w:sz="0" w:space="0" w:color="000000" tmln="20, 20, 20, 0, 0"/>
               <w:tr2bl w:val="nil" w:sz="0" w:space="0" w:color="000000" tmln="20, 20, 20, 0, 0"/>
             </w:tcBorders>
-            <w:tmTcPr id="1765143960" protected="0"/>
-          </w:tcPr>
-          <w:p>
-            <w:pPr>
-              <w:pBdr>
-                <w:top w:val="nil" w:sz="0" w:space="0" w:color="000000" tmln="20, 20, 20, 0, 0"/>
-                <w:left w:val="nil" w:sz="0" w:space="0" w:color="000000" tmln="20, 20, 20, 0, 0"/>
-                <w:bottom w:val="nil" w:sz="0" w:space="0" w:color="000000" tmln="20, 20, 20, 0, 0"/>
-                <w:right w:val="nil" w:sz="0" w:space="0" w:color="000000" tmln="20, 20, 20, 0, 0"/>
-                <w:between w:val="nil" w:sz="0" w:space="0" w:color="000000" tmln="20, 20, 20, 0, 0"/>
-              </w:pBdr>
-              <w:shd w:val="none"/>
-            </w:pPr>
-            <w:r>
-              <w:t>Bootstrapping: logging, single-instance guard, panic-обработка.</w:t>
+            <w:tmTcPr id="1772410002" protected="0"/>
+          </w:tcPr>
+          <w:p>
+            <w:pPr/>
+            <w:r>
+              <w:t>Bootstrapping-политики: logging lifetime, terminate, single-instance, working dir, dialogs.</w:t>
             </w:r>
           </w:p>
         </w:tc>
